--- a/wordtempl/breedTemplates/copy_template.docx
+++ b/wordtempl/breedTemplates/copy_template.docx
@@ -145,6 +145,7 @@
         <w:rPr>
           <w:lang w:val="en-US"/>
         </w:rPr>
+        <w:t>1</w:t>
       </w:r>
     </w:p>
     <w:p>
@@ -3202,7 +3203,7 @@
                 <w:szCs w:val="18"/>
                 <w:lang w:val="en-US"/>
               </w:rPr>
-              <w:t>+</w:t>
+              <w:t xml:space="preserve"> </w:t>
             </w:r>
           </w:p>
         </w:tc>
@@ -3312,7 +3313,7 @@
                 <w:szCs w:val="18"/>
                 <w:lang w:val="en-US"/>
               </w:rPr>
-              <w:t>+</w:t>
+              <w:t xml:space="preserve"> </w:t>
             </w:r>
           </w:p>
         </w:tc>
@@ -3432,7 +3433,7 @@
                 <w:szCs w:val="18"/>
                 <w:lang w:val="en-US"/>
               </w:rPr>
-              <w:t>+</w:t>
+              <w:t xml:space="preserve"> </w:t>
             </w:r>
           </w:p>
         </w:tc>
@@ -3628,7 +3629,7 @@
                 <w:szCs w:val="18"/>
                 <w:lang w:val="en-US"/>
               </w:rPr>
-              <w:t>+</w:t>
+              <w:t xml:space="preserve"> </w:t>
             </w:r>
           </w:p>
         </w:tc>

--- a/wordtempl/breedTemplates/copy_template.docx
+++ b/wordtempl/breedTemplates/copy_template.docx
@@ -145,7 +145,7 @@
         <w:rPr>
           <w:lang w:val="en-US"/>
         </w:rPr>
-        <w:t>1</w:t>
+        <w:t>666</w:t>
       </w:r>
     </w:p>
     <w:p>

--- a/wordtempl/breedTemplates/copy_template.docx
+++ b/wordtempl/breedTemplates/copy_template.docx
@@ -145,7 +145,7 @@
         <w:rPr>
           <w:lang w:val="en-US"/>
         </w:rPr>
-        <w:t>666</w:t>
+        <w:t>2168736</w:t>
       </w:r>
     </w:p>
     <w:p>
@@ -158,7 +158,7 @@
         <w:rPr>
           <w:lang w:val="en-US"/>
         </w:rPr>
-        <w:t xml:space="preserve">Порода / Breed   </w:t>
+        <w:t>Порода / Breed   2323</w:t>
       </w:r>
       <w:r>
         <w:rPr>
@@ -178,7 +178,7 @@
         </w:rPr>
       </w:pPr>
       <w:r>
-        <w:t xml:space="preserve">Кличка собаки / Name of the dog    </w:t>
+        <w:t>Кличка собаки / Name of the dog    231</w:t>
       </w:r>
       <w:r>
         <w:rPr>
@@ -217,7 +217,7 @@
         <w:rPr>
           <w:lang w:val="en-US"/>
         </w:rPr>
-        <w:t xml:space="preserve">№ регистрации в ВЕРК РКФ / RKF Nr    </w:t>
+        <w:t xml:space="preserve">№ регистрации в ВЕРК РКФ / RKF Nr   32 </w:t>
       </w:r>
       <w:r/>
       <w:r>
@@ -436,7 +436,7 @@
         </w:rPr>
       </w:pPr>
       <w:r>
-        <w:t xml:space="preserve">Клеймо (микрочип) / Tattoo (Chip)    </w:t>
+        <w:t>Клеймо (микрочип) / Tattoo (Chip)    32</w:t>
       </w:r>
       <w:r>
         <w:rPr>
@@ -477,7 +477,7 @@
         </w:rPr>
       </w:pPr>
       <w:r>
-        <w:t xml:space="preserve">Отец / Sire     </w:t>
+        <w:t>Отец / Sire     213</w:t>
       </w:r>
       <w:r>
         <w:rPr>
@@ -507,7 +507,7 @@
         </w:rPr>
       </w:pPr>
       <w:r>
-        <w:t xml:space="preserve">Мать / Dam   </w:t>
+        <w:t>Мать / Dam   321</w:t>
       </w:r>
       <w:r>
         <w:rPr>
@@ -542,7 +542,7 @@
         </w:rPr>
       </w:pPr>
       <w:r>
-        <w:t xml:space="preserve">Заводчик / Breeder    </w:t>
+        <w:t>Заводчик / Breeder    23</w:t>
       </w:r>
       <w:r>
         <w:rPr>
@@ -572,7 +572,7 @@
         </w:rPr>
       </w:pPr>
       <w:r>
-        <w:t xml:space="preserve">Владелец / Owner    </w:t>
+        <w:t>Владелец / Owner    32132</w:t>
       </w:r>
       <w:r>
         <w:rPr>
@@ -602,7 +602,7 @@
         </w:rPr>
       </w:pPr>
       <w:r>
-        <w:t xml:space="preserve">Адрес владельца / Address    </w:t>
+        <w:t>Адрес владельца / Address    231</w:t>
       </w:r>
       <w:r>
         <w:rPr>
@@ -849,7 +849,7 @@
     </w:p>
     <w:p>
       <w:r>
-        <w:t xml:space="preserve">Вес собаки / Weight: (если предусмотрено и указано в стандарте)     </w:t>
+        <w:t>Вес собаки / Weight: (если предусмотрено и указано в стандарте)     231332</w:t>
       </w:r>
       <w:r>
         <w:rPr>
@@ -875,7 +875,7 @@
         </w:rPr>
       </w:pPr>
       <w:r>
-        <w:t xml:space="preserve">Высота в холке / Height at withers    </w:t>
+        <w:t>Высота в холке / Height at withers    143</w:t>
       </w:r>
       <w:r>
         <w:rPr>
@@ -927,7 +927,7 @@
         </w:rPr>
       </w:pPr>
       <w:r>
-        <w:t xml:space="preserve">Косая длина туловища / Slanting length of the body    </w:t>
+        <w:t>Косая длина туловища / Slanting length of the body    13e</w:t>
         <w:tab/>
       </w:r>
       <w:r>
@@ -975,7 +975,7 @@
         </w:rPr>
       </w:pPr>
       <w:r>
-        <w:t xml:space="preserve">Высота в локте / Height at elbow    </w:t>
+        <w:t>Высота в локте / Height at elbow    svd</w:t>
       </w:r>
       <w:r>
         <w:rPr>
@@ -1029,7 +1029,7 @@
       <w:r>
         <w:t xml:space="preserve">Глубина груди </w:t>
         <w:tab/>
-        <w:t xml:space="preserve">/ Depth of chest     </w:t>
+        <w:t>/ Depth of chest     vds</w:t>
       </w:r>
       <w:r>
         <w:rPr>
@@ -1070,7 +1070,7 @@
         </w:rPr>
       </w:pPr>
       <w:r>
-        <w:t xml:space="preserve">Обхват груди / Chest circumference: (если предусмотрено стандартом)    </w:t>
+        <w:t>Обхват груди / Chest circumference: (если предусмотрено стандартом)    vdsvds</w:t>
       </w:r>
       <w:r>
         <w:rPr>
@@ -1139,7 +1139,7 @@
         </w:rPr>
       </w:pPr>
       <w:r>
-        <w:t xml:space="preserve">Обхват пясти / Circumference of pastern    </w:t>
+        <w:t>Обхват пясти / Circumference of pastern    vsd</w:t>
       </w:r>
       <w:r>
         <w:rPr>
@@ -1170,7 +1170,7 @@
     </w:p>
     <w:p>
       <w:r>
-        <w:t xml:space="preserve">Длина головы / Length of head: (если предусмотрено стандартом)     </w:t>
+        <w:t>Длина головы / Length of head: (если предусмотрено стандартом)     vsd</w:t>
       </w:r>
       <w:r/>
       <w:r/>
@@ -1201,7 +1201,7 @@
     </w:p>
     <w:p>
       <w:r>
-        <w:t xml:space="preserve">Длина морды / Length of muzzle: (если предусмотрено стандартом)     </w:t>
+        <w:t>Длина морды / Length of muzzle: (если предусмотрено стандартом)     vsdvdsdsv</w:t>
       </w:r>
       <w:r/>
       <w:r/>
@@ -1232,7 +1232,7 @@
     </w:p>
     <w:p>
       <w:r>
-        <w:t xml:space="preserve">Обхват черепа перед ушами / Circumference of skull before ears: (если предусмотрено стандартом) </w:t>
+        <w:t>Обхват черепа перед ушами / Circumference of skull before ears: (если предусмотрено стандартом) vds</w:t>
       </w:r>
       <w:r/>
       <w:r/>
@@ -1286,7 +1286,7 @@
     </w:p>
     <w:p>
       <w:r>
-        <w:t xml:space="preserve">Обхват морды у основания/Circumference of muzzle at founding: (если предусмотрено стандартом) </w:t>
+        <w:t>Обхват морды у основания/Circumference of muzzle at founding: (если предусмотрено стандартом) ve</w:t>
       </w:r>
       <w:r/>
       <w:r/>
@@ -1637,6 +1637,7 @@
                 <w:rFonts w:cs="Times"/>
                 <w:lang w:val="en-US"/>
               </w:rPr>
+              <w:t>rv</w:t>
             </w:r>
           </w:p>
         </w:tc>
@@ -1713,6 +1714,7 @@
                 <w:rFonts w:cs="Times"/>
                 <w:lang w:val="en-US"/>
               </w:rPr>
+              <w:t>rv</w:t>
             </w:r>
           </w:p>
         </w:tc>
@@ -1801,6 +1803,7 @@
                 <w:rFonts w:cs="Times"/>
                 <w:lang w:val="en-US"/>
               </w:rPr>
+              <w:t>rve</w:t>
             </w:r>
           </w:p>
         </w:tc>
@@ -1898,6 +1901,7 @@
                 <w:rFonts w:cs="Times"/>
                 <w:lang w:val="en-US"/>
               </w:rPr>
+              <w:t>vre</w:t>
             </w:r>
           </w:p>
         </w:tc>
@@ -1986,6 +1990,7 @@
                 <w:rFonts w:cs="Times"/>
                 <w:lang w:val="en-US"/>
               </w:rPr>
+              <w:t>ver</w:t>
             </w:r>
           </w:p>
         </w:tc>
@@ -2070,6 +2075,7 @@
                 <w:rFonts w:cs="Times"/>
                 <w:lang w:val="en-US"/>
               </w:rPr>
+              <w:t>vewr</w:t>
             </w:r>
           </w:p>
         </w:tc>
@@ -2749,7 +2755,7 @@
                 <w:szCs w:val="18"/>
                 <w:lang w:val="en-US"/>
               </w:rPr>
-              <w:t xml:space="preserve"> </w:t>
+              <w:t>+</w:t>
             </w:r>
           </w:p>
         </w:tc>
@@ -2844,7 +2850,7 @@
                 <w:szCs w:val="18"/>
                 <w:lang w:val="en-US"/>
               </w:rPr>
-              <w:t xml:space="preserve"> </w:t>
+              <w:t>+</w:t>
             </w:r>
           </w:p>
         </w:tc>
@@ -2956,7 +2962,7 @@
                 <w:szCs w:val="18"/>
                 <w:lang w:val="en-US"/>
               </w:rPr>
-              <w:t xml:space="preserve"> </w:t>
+              <w:t>+</w:t>
             </w:r>
           </w:p>
         </w:tc>
@@ -3108,7 +3114,7 @@
                 <w:szCs w:val="18"/>
                 <w:lang w:val="en-US"/>
               </w:rPr>
-              <w:t xml:space="preserve"> </w:t>
+              <w:t>+</w:t>
             </w:r>
           </w:p>
         </w:tc>
@@ -3203,7 +3209,7 @@
                 <w:szCs w:val="18"/>
                 <w:lang w:val="en-US"/>
               </w:rPr>
-              <w:t xml:space="preserve"> </w:t>
+              <w:t>+</w:t>
             </w:r>
           </w:p>
         </w:tc>
@@ -3313,7 +3319,7 @@
                 <w:szCs w:val="18"/>
                 <w:lang w:val="en-US"/>
               </w:rPr>
-              <w:t xml:space="preserve"> </w:t>
+              <w:t>+</w:t>
             </w:r>
           </w:p>
         </w:tc>
@@ -3410,7 +3416,7 @@
                 <w:szCs w:val="18"/>
                 <w:lang w:val="en-US"/>
               </w:rPr>
-              <w:t xml:space="preserve"> </w:t>
+              <w:t>+</w:t>
             </w:r>
           </w:p>
         </w:tc>
@@ -3629,7 +3635,7 @@
                 <w:szCs w:val="18"/>
                 <w:lang w:val="en-US"/>
               </w:rPr>
-              <w:t xml:space="preserve"> </w:t>
+              <w:t>+</w:t>
             </w:r>
           </w:p>
         </w:tc>
@@ -3651,6 +3657,7 @@
         </w:rPr>
         <w:t>Примечания / Notes</w:t>
         <w:tab/>
+        <w:t>-</w:t>
         <w:tab/>
         <w:tab/>
       </w:r>
@@ -3794,6 +3801,7 @@
                 <w:rFonts w:cs="Times"/>
                 <w:lang w:val="en-US"/>
               </w:rPr>
+              <w:t>vef</w:t>
             </w:r>
           </w:p>
         </w:tc>
@@ -3934,6 +3942,7 @@
                 <w:rFonts w:cs="Times"/>
                 <w:lang w:val="en-US"/>
               </w:rPr>
+              <w:t>bed</w:t>
             </w:r>
           </w:p>
         </w:tc>
@@ -4014,6 +4023,7 @@
                 <w:rFonts w:cs="Times"/>
                 <w:lang w:val="en-US"/>
               </w:rPr>
+              <w:t>bvfdbvfad</w:t>
             </w:r>
           </w:p>
         </w:tc>
@@ -4175,6 +4185,7 @@
                 <w:rFonts w:cs="Times"/>
                 <w:lang w:val="en-US"/>
               </w:rPr>
+              <w:t>bvfda</w:t>
             </w:r>
           </w:p>
         </w:tc>
@@ -4268,6 +4279,7 @@
                 <w:rFonts w:cs="Times"/>
                 <w:lang w:val="en-US"/>
               </w:rPr>
+              <w:t>bvfadbv fd</w:t>
             </w:r>
           </w:p>
         </w:tc>
@@ -4431,6 +4443,7 @@
                 <w:rFonts w:cs="Times"/>
                 <w:lang w:val="en-US"/>
               </w:rPr>
+              <w:t>fvsa</w:t>
             </w:r>
           </w:p>
         </w:tc>
@@ -4522,6 +4535,7 @@
                 <w:rFonts w:cs="Times"/>
                 <w:lang w:val="en-US"/>
               </w:rPr>
+              <w:t>bf d</w:t>
             </w:r>
           </w:p>
         </w:tc>
@@ -4650,6 +4664,7 @@
                 <w:rFonts w:cs="Times"/>
                 <w:lang w:val="en-US"/>
               </w:rPr>
+              <w:t>b fda</w:t>
             </w:r>
           </w:p>
         </w:tc>
@@ -4873,6 +4888,7 @@
                 <w:rFonts w:cs="Times"/>
                 <w:lang w:val="en-US"/>
               </w:rPr>
+              <w:t>bfdab fdab</w:t>
             </w:r>
           </w:p>
         </w:tc>
@@ -4944,6 +4960,7 @@
                 <w:rFonts w:cs="Times"/>
                 <w:lang w:val="en-US"/>
               </w:rPr>
+              <w:t>bdf</w:t>
             </w:r>
           </w:p>
         </w:tc>
@@ -5053,6 +5070,7 @@
                 <w:rFonts w:cs="Times"/>
                 <w:lang w:val="en-US"/>
               </w:rPr>
+              <w:t>bfd</w:t>
             </w:r>
           </w:p>
         </w:tc>
@@ -5204,7 +5222,7 @@
           <w:szCs w:val="18"/>
           <w:lang w:val="en-US"/>
         </w:rPr>
-        <w:t>-  без проблем / without problems</w:t>
+        <w:t>+  без проблем / without problems</w:t>
         <w:tab/>
         <w:t>- сдержан, слегка насторожен / reserved</w:t>
       </w:r>
@@ -5619,7 +5637,7 @@
           <w:szCs w:val="18"/>
           <w:lang w:val="en-US"/>
         </w:rPr>
-        <w:t>- ведет себя дружелюбно / friendly</w:t>
+        <w:t>+ ведет себя дружелюбно / friendly</w:t>
         <w:tab/>
         <w:t>- сдержан / reserved</w:t>
         <w:tab/>
@@ -5824,7 +5842,7 @@
         <w:t>- очень испуган / much afraid</w:t>
         <w:tab/>
         <w:tab/>
-        <w:t>iii проявляет агрессию / aggressive</w:t>
+        <w:t>- проявляет агрессию / aggressive</w:t>
       </w:r>
       <w:r>
         <w:rPr>
@@ -6088,7 +6106,7 @@
           <w:szCs w:val="18"/>
           <w:lang w:val="en-US"/>
         </w:rPr>
-        <w:t>jjj</w:t>
+        <w:t>- зубы осматривает судья / teeth are examined by the judge</w:t>
       </w:r>
       <w:r>
         <w:rPr>
@@ -6099,7 +6117,6 @@
           <w:szCs w:val="18"/>
           <w:lang w:val="en-US"/>
         </w:rPr>
-        <w:t xml:space="preserve"> </w:t>
       </w:r>
       <w:r>
         <w:rPr>
@@ -6109,7 +6126,6 @@
           <w:sz w:val="18"/>
           <w:szCs w:val="18"/>
         </w:rPr>
-        <w:t>зубы</w:t>
       </w:r>
       <w:r>
         <w:rPr>
@@ -6120,7 +6136,6 @@
           <w:szCs w:val="18"/>
           <w:lang w:val="en-US"/>
         </w:rPr>
-        <w:t xml:space="preserve"> </w:t>
       </w:r>
       <w:r>
         <w:rPr>
@@ -6130,7 +6145,6 @@
           <w:sz w:val="18"/>
           <w:szCs w:val="18"/>
         </w:rPr>
-        <w:t>осматривает</w:t>
       </w:r>
       <w:r>
         <w:rPr>
@@ -6141,7 +6155,6 @@
           <w:szCs w:val="18"/>
           <w:lang w:val="en-US"/>
         </w:rPr>
-        <w:t xml:space="preserve"> </w:t>
       </w:r>
       <w:r>
         <w:rPr>
@@ -6151,7 +6164,6 @@
           <w:sz w:val="18"/>
           <w:szCs w:val="18"/>
         </w:rPr>
-        <w:t>судья</w:t>
       </w:r>
       <w:r>
         <w:rPr>
@@ -6162,7 +6174,6 @@
           <w:szCs w:val="18"/>
           <w:lang w:val="en-US"/>
         </w:rPr>
-        <w:t xml:space="preserve"> </w:t>
       </w:r>
       <w:r>
         <w:rPr>
@@ -6173,7 +6184,6 @@
           <w:szCs w:val="18"/>
           <w:lang w:val="en-US"/>
         </w:rPr>
-        <w:t>/ teeth are examined by the judge</w:t>
       </w:r>
     </w:p>
     <w:p>
@@ -6189,6 +6199,610 @@
       <w:r>
         <w:rPr>
           <w:rFonts w:ascii="Times New Roman" w:hAnsi="Times New Roman" w:cs="Times New Roman"/>
+          <w:sz w:val="18"/>
+          <w:szCs w:val="18"/>
+          <w:lang w:val="en-US"/>
+        </w:rPr>
+        <w:t xml:space="preserve">+ без проблем / without problems </w:t>
+        <w:tab/>
+        <w:t>- с трудом / with difficulties</w:t>
+        <w:tab/>
+        <w:t>- проявляет страх / shows fear</w:t>
+      </w:r>
+      <w:r>
+        <w:rPr>
+          <w:rFonts w:ascii="Cambria" w:hAnsi="Cambria" w:cs="Cambria"/>
+          <w:sz w:val="18"/>
+          <w:szCs w:val="18"/>
+          <w:lang w:val="en-US"/>
+        </w:rPr>
+      </w:r>
+      <w:r>
+        <w:rPr>
+          <w:rFonts w:ascii="Cambria" w:hAnsi="Cambria" w:cs="Cambria"/>
+          <w:sz w:val="18"/>
+          <w:szCs w:val="18"/>
+        </w:rPr>
+      </w:r>
+      <w:r>
+        <w:rPr>
+          <w:rFonts w:ascii="Cambria" w:hAnsi="Cambria" w:cs="Cambria"/>
+          <w:sz w:val="18"/>
+          <w:szCs w:val="18"/>
+          <w:lang w:val="en-US"/>
+        </w:rPr>
+      </w:r>
+      <w:r>
+        <w:rPr>
+          <w:rFonts w:ascii="Cambria" w:hAnsi="Cambria" w:cs="Cambria"/>
+          <w:sz w:val="18"/>
+          <w:szCs w:val="18"/>
+        </w:rPr>
+      </w:r>
+      <w:r>
+        <w:rPr>
+          <w:rFonts w:ascii="Cambria" w:hAnsi="Cambria" w:cs="Cambria"/>
+          <w:sz w:val="18"/>
+          <w:szCs w:val="18"/>
+          <w:lang w:val="en-US"/>
+        </w:rPr>
+      </w:r>
+      <w:r>
+        <w:rPr>
+          <w:rFonts w:ascii="Cambria" w:hAnsi="Cambria" w:cs="Cambria"/>
+          <w:sz w:val="18"/>
+          <w:szCs w:val="18"/>
+          <w:lang w:val="en-US"/>
+        </w:rPr>
+      </w:r>
+      <w:r>
+        <w:rPr>
+          <w:rFonts w:ascii="Cambria" w:hAnsi="Cambria" w:cs="Cambria"/>
+          <w:sz w:val="18"/>
+          <w:szCs w:val="18"/>
+          <w:lang w:val="en-GB"/>
+        </w:rPr>
+      </w:r>
+      <w:r>
+        <w:rPr>
+          <w:rFonts w:ascii="Cambria" w:hAnsi="Cambria" w:cs="Cambria"/>
+          <w:sz w:val="18"/>
+          <w:szCs w:val="18"/>
+          <w:lang w:val="en-US"/>
+        </w:rPr>
+      </w:r>
+      <w:r>
+        <w:rPr>
+          <w:rFonts w:ascii="Cambria" w:hAnsi="Cambria" w:cs="Cambria"/>
+          <w:sz w:val="18"/>
+          <w:szCs w:val="18"/>
+          <w:lang w:val="en-US"/>
+        </w:rPr>
+      </w:r>
+      <w:r>
+        <w:rPr>
+          <w:rFonts w:ascii="Cambria" w:hAnsi="Cambria" w:cs="Cambria"/>
+          <w:sz w:val="18"/>
+          <w:szCs w:val="18"/>
+          <w:lang w:val="en-US"/>
+        </w:rPr>
+      </w:r>
+      <w:r>
+        <w:rPr>
+          <w:rFonts w:ascii="Cambria" w:hAnsi="Cambria" w:cs="Cambria"/>
+          <w:sz w:val="18"/>
+          <w:szCs w:val="18"/>
+        </w:rPr>
+      </w:r>
+      <w:r>
+        <w:rPr>
+          <w:rFonts w:ascii="Cambria" w:hAnsi="Cambria" w:cs="Cambria"/>
+          <w:sz w:val="18"/>
+          <w:szCs w:val="18"/>
+          <w:lang w:val="en-US"/>
+        </w:rPr>
+      </w:r>
+      <w:r>
+        <w:rPr>
+          <w:rFonts w:ascii="Cambria" w:hAnsi="Cambria" w:cs="Cambria"/>
+          <w:sz w:val="18"/>
+          <w:szCs w:val="18"/>
+        </w:rPr>
+      </w:r>
+      <w:r>
+        <w:rPr>
+          <w:rFonts w:ascii="Cambria" w:hAnsi="Cambria" w:cs="Cambria"/>
+          <w:sz w:val="18"/>
+          <w:szCs w:val="18"/>
+          <w:lang w:val="en-GB"/>
+        </w:rPr>
+      </w:r>
+      <w:r>
+        <w:rPr>
+          <w:rFonts w:ascii="Cambria" w:hAnsi="Cambria" w:cs="Cambria"/>
+          <w:sz w:val="18"/>
+          <w:szCs w:val="18"/>
+          <w:lang w:val="en-GB"/>
+        </w:rPr>
+      </w:r>
+      <w:r>
+        <w:rPr>
+          <w:rFonts w:ascii="Cambria" w:hAnsi="Cambria" w:cs="Cambria"/>
+          <w:sz w:val="18"/>
+          <w:szCs w:val="18"/>
+          <w:lang w:val="en-US"/>
+        </w:rPr>
+      </w:r>
+      <w:r>
+        <w:rPr>
+          <w:rFonts w:ascii="Times New Roman" w:hAnsi="Times New Roman" w:cs="Times New Roman"/>
+          <w:sz w:val="18"/>
+          <w:szCs w:val="18"/>
+          <w:lang w:val="en-US"/>
+        </w:rPr>
+      </w:r>
+      <w:r>
+        <w:rPr>
+          <w:rFonts w:ascii="Cambria" w:hAnsi="Cambria" w:cs="Cambria"/>
+          <w:sz w:val="18"/>
+          <w:szCs w:val="18"/>
+          <w:lang w:val="en-US"/>
+        </w:rPr>
+      </w:r>
+      <w:r>
+        <w:rPr>
+          <w:rFonts w:ascii="Cambria" w:hAnsi="Cambria" w:cs="Cambria"/>
+          <w:sz w:val="18"/>
+          <w:szCs w:val="18"/>
+        </w:rPr>
+      </w:r>
+      <w:r>
+        <w:rPr>
+          <w:rFonts w:ascii="Cambria" w:hAnsi="Cambria" w:cs="Cambria"/>
+          <w:sz w:val="18"/>
+          <w:szCs w:val="18"/>
+          <w:lang w:val="en-US"/>
+        </w:rPr>
+      </w:r>
+      <w:r>
+        <w:rPr>
+          <w:rFonts w:ascii="Cambria" w:hAnsi="Cambria" w:cs="Cambria"/>
+          <w:sz w:val="18"/>
+          <w:szCs w:val="18"/>
+        </w:rPr>
+      </w:r>
+      <w:r>
+        <w:rPr>
+          <w:rFonts w:ascii="Cambria" w:hAnsi="Cambria" w:cs="Cambria"/>
+          <w:sz w:val="18"/>
+          <w:szCs w:val="18"/>
+          <w:lang w:val="en-US"/>
+        </w:rPr>
+      </w:r>
+      <w:r>
+        <w:rPr>
+          <w:rFonts w:ascii="Cambria" w:hAnsi="Cambria" w:cs="Cambria"/>
+          <w:sz w:val="18"/>
+          <w:szCs w:val="18"/>
+          <w:lang w:val="en-US"/>
+        </w:rPr>
+      </w:r>
+    </w:p>
+    <w:p>
+      <w:pPr>
+        <w:spacing w:after="120"/>
+        <w:rPr>
+          <w:rFonts w:ascii="Cambria" w:hAnsi="Cambria" w:cs="Cambria"/>
+          <w:sz w:val="18"/>
+          <w:szCs w:val="18"/>
+          <w:lang w:val="en-US"/>
+        </w:rPr>
+      </w:pPr>
+      <w:r>
+        <w:rPr>
+          <w:rFonts w:ascii="Times New Roman" w:hAnsi="Times New Roman" w:cs="Times New Roman"/>
+          <w:sz w:val="18"/>
+          <w:szCs w:val="18"/>
+          <w:lang w:val="en-US"/>
+        </w:rPr>
+        <w:t xml:space="preserve">- невозможно осмотреть / impossible to examine </w:t>
+        <w:tab/>
+        <w:t>- не пытался / didn’t try</w:t>
+      </w:r>
+      <w:r>
+        <w:rPr>
+          <w:rFonts w:ascii="Cambria" w:hAnsi="Cambria" w:cs="Cambria"/>
+          <w:sz w:val="18"/>
+          <w:szCs w:val="18"/>
+          <w:lang w:val="en-US"/>
+        </w:rPr>
+      </w:r>
+      <w:r>
+        <w:rPr>
+          <w:rFonts w:ascii="Cambria" w:hAnsi="Cambria" w:cs="Cambria"/>
+          <w:sz w:val="18"/>
+          <w:szCs w:val="18"/>
+        </w:rPr>
+      </w:r>
+      <w:r>
+        <w:rPr>
+          <w:rFonts w:ascii="Cambria" w:hAnsi="Cambria" w:cs="Cambria"/>
+          <w:sz w:val="18"/>
+          <w:szCs w:val="18"/>
+          <w:lang w:val="en-US"/>
+        </w:rPr>
+      </w:r>
+      <w:r>
+        <w:rPr>
+          <w:rFonts w:ascii="Cambria" w:hAnsi="Cambria" w:cs="Cambria"/>
+          <w:sz w:val="18"/>
+          <w:szCs w:val="18"/>
+        </w:rPr>
+      </w:r>
+      <w:r>
+        <w:rPr>
+          <w:rFonts w:ascii="Cambria" w:hAnsi="Cambria" w:cs="Cambria"/>
+          <w:sz w:val="18"/>
+          <w:szCs w:val="18"/>
+          <w:lang w:val="en-US"/>
+        </w:rPr>
+      </w:r>
+      <w:r>
+        <w:rPr>
+          <w:rFonts w:ascii="Cambria" w:hAnsi="Cambria" w:cs="Cambria"/>
+          <w:sz w:val="18"/>
+          <w:szCs w:val="18"/>
+          <w:lang w:val="en-US"/>
+        </w:rPr>
+      </w:r>
+      <w:r>
+        <w:rPr>
+          <w:rFonts w:ascii="Cambria" w:hAnsi="Cambria" w:cs="Cambria"/>
+          <w:sz w:val="18"/>
+          <w:szCs w:val="18"/>
+          <w:lang w:val="en-US"/>
+        </w:rPr>
+      </w:r>
+      <w:r>
+        <w:rPr>
+          <w:rFonts w:ascii="Cambria" w:hAnsi="Cambria" w:cs="Cambria"/>
+          <w:sz w:val="18"/>
+          <w:szCs w:val="18"/>
+          <w:lang w:val="en-US"/>
+        </w:rPr>
+      </w:r>
+      <w:r>
+        <w:rPr>
+          <w:rFonts w:ascii="Cambria" w:hAnsi="Cambria" w:cs="Cambria"/>
+          <w:sz w:val="18"/>
+          <w:szCs w:val="18"/>
+          <w:lang w:val="en-US"/>
+        </w:rPr>
+      </w:r>
+      <w:r>
+        <w:rPr>
+          <w:rFonts w:ascii="Cambria" w:hAnsi="Cambria" w:cs="Cambria"/>
+          <w:sz w:val="18"/>
+          <w:szCs w:val="18"/>
+          <w:lang w:val="en-US"/>
+        </w:rPr>
+      </w:r>
+      <w:r>
+        <w:rPr>
+          <w:rFonts w:ascii="Cambria" w:hAnsi="Cambria" w:cs="Cambria"/>
+          <w:sz w:val="18"/>
+          <w:szCs w:val="18"/>
+          <w:lang w:val="en-US"/>
+        </w:rPr>
+      </w:r>
+      <w:r>
+        <w:rPr>
+          <w:rFonts w:ascii="Cambria" w:hAnsi="Cambria" w:cs="Cambria"/>
+          <w:sz w:val="18"/>
+          <w:szCs w:val="18"/>
+          <w:lang w:val="en-US"/>
+        </w:rPr>
+      </w:r>
+      <w:r>
+        <w:rPr>
+          <w:rFonts w:ascii="Cambria" w:hAnsi="Cambria" w:cs="Cambria"/>
+          <w:sz w:val="18"/>
+          <w:szCs w:val="18"/>
+          <w:lang w:val="en-US"/>
+        </w:rPr>
+      </w:r>
+      <w:r>
+        <w:rPr>
+          <w:rFonts w:ascii="Cambria" w:hAnsi="Cambria" w:cs="Cambria"/>
+          <w:sz w:val="18"/>
+          <w:szCs w:val="18"/>
+          <w:lang w:val="en-US"/>
+        </w:rPr>
+      </w:r>
+      <w:r>
+        <w:rPr>
+          <w:rFonts w:ascii="Cambria" w:hAnsi="Cambria" w:cs="Cambria"/>
+          <w:sz w:val="18"/>
+          <w:szCs w:val="18"/>
+        </w:rPr>
+      </w:r>
+      <w:r>
+        <w:rPr>
+          <w:rFonts w:ascii="Cambria" w:hAnsi="Cambria" w:cs="Cambria"/>
+          <w:sz w:val="18"/>
+          <w:szCs w:val="18"/>
+          <w:lang w:val="en-US"/>
+        </w:rPr>
+      </w:r>
+      <w:r>
+        <w:rPr>
+          <w:rFonts w:ascii="Cambria" w:hAnsi="Cambria" w:cs="Cambria"/>
+          <w:sz w:val="18"/>
+          <w:szCs w:val="18"/>
+        </w:rPr>
+      </w:r>
+      <w:r>
+        <w:rPr>
+          <w:rFonts w:ascii="Cambria" w:hAnsi="Cambria" w:cs="Cambria"/>
+          <w:sz w:val="18"/>
+          <w:szCs w:val="18"/>
+          <w:lang w:val="en-US"/>
+        </w:rPr>
+      </w:r>
+      <w:r>
+        <w:rPr>
+          <w:rFonts w:ascii="Cambria" w:hAnsi="Cambria" w:cs="Cambria"/>
+          <w:sz w:val="18"/>
+          <w:szCs w:val="18"/>
+          <w:lang w:val="en-GB"/>
+        </w:rPr>
+      </w:r>
+      <w:r>
+        <w:rPr>
+          <w:rFonts w:ascii="Cambria" w:hAnsi="Cambria" w:cs="Cambria"/>
+          <w:sz w:val="18"/>
+          <w:szCs w:val="18"/>
+          <w:lang w:val="en-US"/>
+        </w:rPr>
+      </w:r>
+      <w:r>
+        <w:rPr>
+          <w:rFonts w:ascii="Cambria" w:hAnsi="Cambria" w:cs="Cambria"/>
+          <w:sz w:val="18"/>
+          <w:szCs w:val="18"/>
+          <w:lang w:val="en-GB"/>
+        </w:rPr>
+      </w:r>
+      <w:r>
+        <w:rPr>
+          <w:rFonts w:ascii="Cambria" w:hAnsi="Cambria" w:cs="Cambria"/>
+          <w:sz w:val="18"/>
+          <w:szCs w:val="18"/>
+          <w:lang w:val="en-US"/>
+        </w:rPr>
+      </w:r>
+      <w:r>
+        <w:rPr>
+          <w:rFonts w:ascii="Cambria" w:hAnsi="Cambria" w:cs="Cambria"/>
+          <w:sz w:val="18"/>
+          <w:szCs w:val="18"/>
+          <w:lang w:val="en-GB"/>
+        </w:rPr>
+      </w:r>
+    </w:p>
+    <w:p>
+      <w:pPr>
+        <w:spacing w:after="120"/>
+        <w:rPr>
+          <w:rFonts w:ascii="Cambria" w:hAnsi="Cambria" w:cs="Cambria"/>
+          <w:b/>
+          <w:i/>
+          <w:sz w:val="18"/>
+          <w:szCs w:val="18"/>
+          <w:lang w:val="en-US"/>
+        </w:rPr>
+      </w:pPr>
+      <w:r>
+        <w:rPr>
+          <w:rFonts w:ascii="Cambria" w:hAnsi="Cambria" w:cs="Cambria"/>
+          <w:b/>
+          <w:i/>
+          <w:sz w:val="18"/>
+          <w:szCs w:val="18"/>
+          <w:lang w:val="en-US"/>
+        </w:rPr>
+        <w:t>- зубы показывает ведущий собаки / teeth are shown by the handler</w:t>
+      </w:r>
+      <w:r>
+        <w:rPr>
+          <w:rFonts w:ascii="Cambria" w:hAnsi="Cambria" w:cs="Cambria"/>
+          <w:b/>
+          <w:i/>
+          <w:sz w:val="18"/>
+          <w:szCs w:val="18"/>
+          <w:lang w:val="en-US"/>
+        </w:rPr>
+      </w:r>
+      <w:r>
+        <w:rPr>
+          <w:rFonts w:ascii="Cambria" w:hAnsi="Cambria" w:cs="Cambria"/>
+          <w:b/>
+          <w:i/>
+          <w:sz w:val="18"/>
+          <w:szCs w:val="18"/>
+        </w:rPr>
+      </w:r>
+      <w:r>
+        <w:rPr>
+          <w:rFonts w:ascii="Cambria" w:hAnsi="Cambria" w:cs="Cambria"/>
+          <w:b/>
+          <w:i/>
+          <w:sz w:val="18"/>
+          <w:szCs w:val="18"/>
+          <w:lang w:val="en-US"/>
+        </w:rPr>
+      </w:r>
+      <w:r>
+        <w:rPr>
+          <w:rFonts w:ascii="Cambria" w:hAnsi="Cambria" w:cs="Cambria"/>
+          <w:b/>
+          <w:i/>
+          <w:sz w:val="18"/>
+          <w:szCs w:val="18"/>
+        </w:rPr>
+      </w:r>
+      <w:r>
+        <w:rPr>
+          <w:rFonts w:ascii="Cambria" w:hAnsi="Cambria" w:cs="Cambria"/>
+          <w:b/>
+          <w:i/>
+          <w:sz w:val="18"/>
+          <w:szCs w:val="18"/>
+          <w:lang w:val="en-US"/>
+        </w:rPr>
+      </w:r>
+      <w:r>
+        <w:rPr>
+          <w:rFonts w:ascii="Cambria" w:hAnsi="Cambria" w:cs="Cambria"/>
+          <w:b/>
+          <w:i/>
+          <w:sz w:val="18"/>
+          <w:szCs w:val="18"/>
+        </w:rPr>
+      </w:r>
+      <w:r>
+        <w:rPr>
+          <w:rFonts w:ascii="Cambria" w:hAnsi="Cambria" w:cs="Cambria"/>
+          <w:b/>
+          <w:i/>
+          <w:sz w:val="18"/>
+          <w:szCs w:val="18"/>
+          <w:lang w:val="en-US"/>
+        </w:rPr>
+      </w:r>
+      <w:r>
+        <w:rPr>
+          <w:rFonts w:ascii="Cambria" w:hAnsi="Cambria" w:cs="Cambria"/>
+          <w:b/>
+          <w:i/>
+          <w:sz w:val="18"/>
+          <w:szCs w:val="18"/>
+        </w:rPr>
+      </w:r>
+      <w:r>
+        <w:rPr>
+          <w:rFonts w:ascii="Cambria" w:hAnsi="Cambria" w:cs="Cambria"/>
+          <w:b/>
+          <w:i/>
+          <w:sz w:val="18"/>
+          <w:szCs w:val="18"/>
+          <w:lang w:val="en-US"/>
+        </w:rPr>
+      </w:r>
+      <w:r>
+        <w:rPr>
+          <w:rFonts w:ascii="Cambria" w:hAnsi="Cambria" w:cs="Cambria"/>
+          <w:b/>
+          <w:i/>
+          <w:sz w:val="18"/>
+          <w:szCs w:val="18"/>
+          <w:lang w:val="en-US"/>
+        </w:rPr>
+      </w:r>
+      <w:r>
+        <w:rPr>
+          <w:rFonts w:ascii="Cambria" w:hAnsi="Cambria" w:cs="Cambria"/>
+          <w:b/>
+          <w:i/>
+          <w:sz w:val="18"/>
+          <w:szCs w:val="18"/>
+          <w:lang w:val="en-US"/>
+        </w:rPr>
+      </w:r>
+      <w:r>
+        <w:rPr>
+          <w:rFonts w:ascii="Cambria" w:hAnsi="Cambria" w:cs="Cambria"/>
+          <w:b/>
+          <w:i/>
+          <w:sz w:val="18"/>
+          <w:szCs w:val="18"/>
+          <w:lang w:val="en-US"/>
+        </w:rPr>
+      </w:r>
+      <w:r>
+        <w:rPr>
+          <w:rFonts w:ascii="Cambria" w:hAnsi="Cambria" w:cs="Cambria"/>
+          <w:b/>
+          <w:i/>
+          <w:sz w:val="18"/>
+          <w:szCs w:val="18"/>
+          <w:lang w:val="en-US"/>
+        </w:rPr>
+      </w:r>
+      <w:r>
+        <w:rPr>
+          <w:rFonts w:ascii="Cambria" w:hAnsi="Cambria" w:cs="Cambria"/>
+          <w:b/>
+          <w:i/>
+          <w:sz w:val="18"/>
+          <w:szCs w:val="18"/>
+          <w:lang w:val="en-US"/>
+        </w:rPr>
+      </w:r>
+      <w:r>
+        <w:rPr>
+          <w:rFonts w:ascii="Cambria" w:hAnsi="Cambria" w:cs="Cambria"/>
+          <w:b/>
+          <w:i/>
+          <w:sz w:val="18"/>
+          <w:szCs w:val="18"/>
+          <w:lang w:val="en-US"/>
+        </w:rPr>
+      </w:r>
+      <w:r>
+        <w:rPr>
+          <w:rFonts w:ascii="Cambria" w:hAnsi="Cambria" w:cs="Cambria"/>
+          <w:b/>
+          <w:i/>
+          <w:sz w:val="18"/>
+          <w:szCs w:val="18"/>
+          <w:lang w:val="en-US"/>
+        </w:rPr>
+      </w:r>
+      <w:r>
+        <w:rPr>
+          <w:rFonts w:ascii="Cambria" w:hAnsi="Cambria" w:cs="Cambria"/>
+          <w:b/>
+          <w:i/>
+          <w:sz w:val="18"/>
+          <w:szCs w:val="18"/>
+          <w:lang w:val="en-US"/>
+        </w:rPr>
+      </w:r>
+      <w:r>
+        <w:rPr>
+          <w:rFonts w:ascii="Cambria" w:hAnsi="Cambria" w:cs="Cambria"/>
+          <w:b/>
+          <w:i/>
+          <w:sz w:val="18"/>
+          <w:szCs w:val="18"/>
+          <w:lang w:val="en-US"/>
+        </w:rPr>
+      </w:r>
+    </w:p>
+    <w:p>
+      <w:pPr>
+        <w:spacing w:after="120"/>
+        <w:rPr>
+          <w:rFonts w:ascii="Cambria" w:hAnsi="Cambria" w:cs="Cambria"/>
+          <w:sz w:val="18"/>
+          <w:szCs w:val="18"/>
+          <w:lang w:val="en-US"/>
+        </w:rPr>
+      </w:pPr>
+      <w:r>
+        <w:rPr>
+          <w:rFonts w:ascii="Cambria" w:hAnsi="Cambria" w:cs="Cambria"/>
           <w:sz w:val="18"/>
           <w:szCs w:val="18"/>
           <w:lang w:val="en-US"/>
@@ -6325,7 +6939,7 @@
       </w:r>
       <w:r>
         <w:rPr>
-          <w:rFonts w:ascii="Times New Roman" w:hAnsi="Times New Roman" w:cs="Times New Roman"/>
+          <w:rFonts w:ascii="Cambria" w:hAnsi="Cambria" w:cs="Cambria"/>
           <w:sz w:val="18"/>
           <w:szCs w:val="18"/>
           <w:lang w:val="en-US"/>
@@ -6390,14 +7004,14 @@
       </w:pPr>
       <w:r>
         <w:rPr>
-          <w:rFonts w:ascii="Times New Roman" w:hAnsi="Times New Roman" w:cs="Times New Roman"/>
+          <w:rFonts w:ascii="Cambria" w:hAnsi="Cambria" w:cs="Cambria"/>
           <w:sz w:val="18"/>
           <w:szCs w:val="18"/>
           <w:lang w:val="en-US"/>
         </w:rPr>
         <w:t xml:space="preserve">- невозможно осмотреть / impossible to examine </w:t>
         <w:tab/>
-        <w:t>- не пытался / didn’t try</w:t>
+        <w:t>+ не пытался / didn’t try</w:t>
       </w:r>
       <w:r>
         <w:rPr>
@@ -6584,9 +7198,8 @@
       <w:pPr>
         <w:spacing w:after="120"/>
         <w:rPr>
-          <w:rFonts w:ascii="Cambria" w:hAnsi="Cambria" w:cs="Cambria"/>
-          <w:b/>
-          <w:i/>
+          <w:rFonts w:ascii="Cambria" w:hAnsi="Cambria"/>
+          <w:b/>
           <w:sz w:val="18"/>
           <w:szCs w:val="18"/>
           <w:lang w:val="en-US"/>
@@ -6594,20 +7207,27 @@
       </w:pPr>
       <w:r>
         <w:rPr>
-          <w:rFonts w:ascii="Cambria" w:hAnsi="Cambria" w:cs="Cambria"/>
-          <w:b/>
-          <w:i/>
-          <w:sz w:val="18"/>
-          <w:szCs w:val="18"/>
-          <w:lang w:val="en-US"/>
-        </w:rPr>
-        <w:t>ppp</w:t>
-      </w:r>
-      <w:r>
-        <w:rPr>
-          <w:rFonts w:ascii="Cambria" w:hAnsi="Cambria" w:cs="Cambria"/>
-          <w:b/>
-          <w:i/>
+          <w:rFonts w:ascii="Cambria" w:hAnsi="Cambria"/>
+          <w:b/>
+          <w:sz w:val="18"/>
+          <w:szCs w:val="18"/>
+          <w:lang w:val="en-US"/>
+        </w:rPr>
+        <w:t xml:space="preserve">4. </w:t>
+      </w:r>
+      <w:r>
+        <w:rPr>
+          <w:rFonts w:ascii="Cambria" w:hAnsi="Cambria"/>
+          <w:b/>
+          <w:sz w:val="18"/>
+          <w:szCs w:val="18"/>
+        </w:rPr>
+        <w:t>Проверка</w:t>
+      </w:r>
+      <w:r>
+        <w:rPr>
+          <w:rFonts w:ascii="Cambria" w:hAnsi="Cambria"/>
+          <w:b/>
           <w:sz w:val="18"/>
           <w:szCs w:val="18"/>
           <w:lang w:val="en-US"/>
@@ -6616,19 +7236,17 @@
       </w:r>
       <w:r>
         <w:rPr>
-          <w:rFonts w:ascii="Cambria" w:hAnsi="Cambria" w:cs="Cambria"/>
-          <w:b/>
-          <w:i/>
-          <w:sz w:val="18"/>
-          <w:szCs w:val="18"/>
-        </w:rPr>
-        <w:t>зубы</w:t>
-      </w:r>
-      <w:r>
-        <w:rPr>
-          <w:rFonts w:ascii="Cambria" w:hAnsi="Cambria" w:cs="Cambria"/>
-          <w:b/>
-          <w:i/>
+          <w:rFonts w:ascii="Cambria" w:hAnsi="Cambria"/>
+          <w:b/>
+          <w:sz w:val="18"/>
+          <w:szCs w:val="18"/>
+        </w:rPr>
+        <w:t>при</w:t>
+      </w:r>
+      <w:r>
+        <w:rPr>
+          <w:rFonts w:ascii="Cambria" w:hAnsi="Cambria"/>
+          <w:b/>
           <w:sz w:val="18"/>
           <w:szCs w:val="18"/>
           <w:lang w:val="en-US"/>
@@ -6637,61 +7255,17 @@
       </w:r>
       <w:r>
         <w:rPr>
-          <w:rFonts w:ascii="Cambria" w:hAnsi="Cambria" w:cs="Cambria"/>
-          <w:b/>
-          <w:i/>
-          <w:sz w:val="18"/>
-          <w:szCs w:val="18"/>
-        </w:rPr>
-        <w:t>показывает</w:t>
-      </w:r>
-      <w:r>
-        <w:rPr>
-          <w:rFonts w:ascii="Cambria" w:hAnsi="Cambria" w:cs="Cambria"/>
-          <w:b/>
-          <w:i/>
-          <w:sz w:val="18"/>
-          <w:szCs w:val="18"/>
-          <w:lang w:val="en-US"/>
-        </w:rPr>
-        <w:t xml:space="preserve"> </w:t>
-      </w:r>
-      <w:r>
-        <w:rPr>
-          <w:rFonts w:ascii="Cambria" w:hAnsi="Cambria" w:cs="Cambria"/>
-          <w:b/>
-          <w:i/>
-          <w:sz w:val="18"/>
-          <w:szCs w:val="18"/>
-        </w:rPr>
-        <w:t>ведущий</w:t>
-      </w:r>
-      <w:r>
-        <w:rPr>
-          <w:rFonts w:ascii="Cambria" w:hAnsi="Cambria" w:cs="Cambria"/>
-          <w:b/>
-          <w:i/>
-          <w:sz w:val="18"/>
-          <w:szCs w:val="18"/>
-          <w:lang w:val="en-US"/>
-        </w:rPr>
-        <w:t xml:space="preserve"> </w:t>
-      </w:r>
-      <w:r>
-        <w:rPr>
-          <w:rFonts w:ascii="Cambria" w:hAnsi="Cambria" w:cs="Cambria"/>
-          <w:b/>
-          <w:i/>
-          <w:sz w:val="18"/>
-          <w:szCs w:val="18"/>
-        </w:rPr>
-        <w:t>собаки</w:t>
-      </w:r>
-      <w:r>
-        <w:rPr>
-          <w:rFonts w:ascii="Cambria" w:hAnsi="Cambria" w:cs="Cambria"/>
-          <w:b/>
-          <w:i/>
+          <w:rFonts w:ascii="Cambria" w:hAnsi="Cambria"/>
+          <w:b/>
+          <w:sz w:val="18"/>
+          <w:szCs w:val="18"/>
+        </w:rPr>
+        <w:t>показе</w:t>
+      </w:r>
+      <w:r>
+        <w:rPr>
+          <w:rFonts w:ascii="Cambria" w:hAnsi="Cambria"/>
+          <w:b/>
           <w:sz w:val="18"/>
           <w:szCs w:val="18"/>
           <w:lang w:val="en-US"/>
@@ -6700,102 +7274,23 @@
       </w:r>
       <w:r>
         <w:rPr>
-          <w:rFonts w:ascii="Cambria" w:hAnsi="Cambria" w:cs="Cambria"/>
-          <w:b/>
-          <w:i/>
-          <w:sz w:val="18"/>
-          <w:szCs w:val="18"/>
-          <w:lang w:val="en-US"/>
-        </w:rPr>
-        <w:t>teeth</w:t>
-      </w:r>
-      <w:r>
-        <w:rPr>
-          <w:rFonts w:ascii="Cambria" w:hAnsi="Cambria" w:cs="Cambria"/>
-          <w:b/>
-          <w:i/>
-          <w:sz w:val="18"/>
-          <w:szCs w:val="18"/>
-          <w:lang w:val="en-US"/>
-        </w:rPr>
-        <w:t xml:space="preserve"> </w:t>
-      </w:r>
-      <w:r>
-        <w:rPr>
-          <w:rFonts w:ascii="Cambria" w:hAnsi="Cambria" w:cs="Cambria"/>
-          <w:b/>
-          <w:i/>
-          <w:sz w:val="18"/>
-          <w:szCs w:val="18"/>
-          <w:lang w:val="en-US"/>
-        </w:rPr>
-        <w:t>are</w:t>
-      </w:r>
-      <w:r>
-        <w:rPr>
-          <w:rFonts w:ascii="Cambria" w:hAnsi="Cambria" w:cs="Cambria"/>
-          <w:b/>
-          <w:i/>
-          <w:sz w:val="18"/>
-          <w:szCs w:val="18"/>
-          <w:lang w:val="en-US"/>
-        </w:rPr>
-        <w:t xml:space="preserve"> </w:t>
-      </w:r>
-      <w:r>
-        <w:rPr>
-          <w:rFonts w:ascii="Cambria" w:hAnsi="Cambria" w:cs="Cambria"/>
-          <w:b/>
-          <w:i/>
-          <w:sz w:val="18"/>
-          <w:szCs w:val="18"/>
-          <w:lang w:val="en-US"/>
-        </w:rPr>
-        <w:t>shown</w:t>
-      </w:r>
-      <w:r>
-        <w:rPr>
-          <w:rFonts w:ascii="Cambria" w:hAnsi="Cambria" w:cs="Cambria"/>
-          <w:b/>
-          <w:i/>
-          <w:sz w:val="18"/>
-          <w:szCs w:val="18"/>
-          <w:lang w:val="en-US"/>
-        </w:rPr>
-        <w:t xml:space="preserve"> </w:t>
-      </w:r>
-      <w:r>
-        <w:rPr>
-          <w:rFonts w:ascii="Cambria" w:hAnsi="Cambria" w:cs="Cambria"/>
-          <w:b/>
-          <w:i/>
-          <w:sz w:val="18"/>
-          <w:szCs w:val="18"/>
-          <w:lang w:val="en-US"/>
-        </w:rPr>
-        <w:t>by</w:t>
-      </w:r>
-      <w:r>
-        <w:rPr>
-          <w:rFonts w:ascii="Cambria" w:hAnsi="Cambria" w:cs="Cambria"/>
-          <w:b/>
-          <w:i/>
-          <w:sz w:val="18"/>
-          <w:szCs w:val="18"/>
-          <w:lang w:val="en-US"/>
-        </w:rPr>
-        <w:t xml:space="preserve"> </w:t>
-      </w:r>
-      <w:r>
-        <w:rPr>
-          <w:rFonts w:ascii="Cambria" w:hAnsi="Cambria" w:cs="Cambria"/>
-          <w:b/>
-          <w:i/>
-          <w:sz w:val="18"/>
-          <w:szCs w:val="18"/>
-          <w:lang w:val="en-US"/>
-        </w:rPr>
-        <w:t>the handler</w:t>
+          <w:rFonts w:ascii="Cambria" w:hAnsi="Cambria"/>
+          <w:b/>
+          <w:sz w:val="18"/>
+          <w:szCs w:val="18"/>
+          <w:lang w:val="en-GB"/>
+        </w:rPr>
+        <w:t>Examin</w:t>
+      </w:r>
+      <w:r>
+        <w:rPr>
+          <w:rFonts w:ascii="Cambria" w:hAnsi="Cambria"/>
+          <w:b/>
+          <w:sz w:val="18"/>
+          <w:szCs w:val="18"/>
+          <w:lang w:val="en-GB"/>
+        </w:rPr>
+        <w:t>ation in the ring</w:t>
       </w:r>
     </w:p>
     <w:p>
@@ -6805,7 +7300,6 @@
           <w:rFonts w:ascii="Cambria" w:hAnsi="Cambria" w:cs="Cambria"/>
           <w:sz w:val="18"/>
           <w:szCs w:val="18"/>
-          <w:lang w:val="en-US"/>
         </w:rPr>
       </w:pPr>
       <w:r>
@@ -6815,56 +7309,66 @@
           <w:szCs w:val="18"/>
           <w:lang w:val="en-US"/>
         </w:rPr>
-        <w:t xml:space="preserve">- без проблем / without problems </w:t>
+        <w:t>+ уверен в себе / sure</w:t>
         <w:tab/>
-        <w:t>- с трудом / with difficulties</w:t>
+        <w:t>- дружелюбен / friendly</w:t>
         <w:tab/>
-        <w:t>- проявляет страх / shows fear</w:t>
-      </w:r>
-      <w:r>
-        <w:rPr>
-          <w:rFonts w:ascii="Cambria" w:hAnsi="Cambria" w:cs="Cambria"/>
-          <w:sz w:val="18"/>
-          <w:szCs w:val="18"/>
-          <w:lang w:val="en-US"/>
-        </w:rPr>
-      </w:r>
-      <w:r>
-        <w:rPr>
-          <w:rFonts w:ascii="Cambria" w:hAnsi="Cambria" w:cs="Cambria"/>
-          <w:sz w:val="18"/>
-          <w:szCs w:val="18"/>
-        </w:rPr>
-      </w:r>
-      <w:r>
-        <w:rPr>
-          <w:rFonts w:ascii="Cambria" w:hAnsi="Cambria" w:cs="Cambria"/>
-          <w:sz w:val="18"/>
-          <w:szCs w:val="18"/>
-          <w:lang w:val="en-US"/>
-        </w:rPr>
-      </w:r>
-      <w:r>
-        <w:rPr>
-          <w:rFonts w:ascii="Cambria" w:hAnsi="Cambria" w:cs="Cambria"/>
-          <w:sz w:val="18"/>
-          <w:szCs w:val="18"/>
-        </w:rPr>
-      </w:r>
-      <w:r>
-        <w:rPr>
-          <w:rFonts w:ascii="Cambria" w:hAnsi="Cambria" w:cs="Cambria"/>
-          <w:sz w:val="18"/>
-          <w:szCs w:val="18"/>
-          <w:lang w:val="en-US"/>
-        </w:rPr>
-      </w:r>
-      <w:r>
-        <w:rPr>
-          <w:rFonts w:ascii="Cambria" w:hAnsi="Cambria" w:cs="Cambria"/>
-          <w:sz w:val="18"/>
-          <w:szCs w:val="18"/>
-          <w:lang w:val="en-US"/>
+        <w:t>- сдержан / reserved</w:t>
+      </w:r>
+      <w:r>
+        <w:rPr>
+          <w:rFonts w:ascii="Cambria" w:hAnsi="Cambria" w:cs="Cambria"/>
+          <w:sz w:val="18"/>
+          <w:szCs w:val="18"/>
+        </w:rPr>
+      </w:r>
+      <w:r>
+        <w:rPr>
+          <w:rFonts w:ascii="Cambria" w:hAnsi="Cambria" w:cs="Cambria"/>
+          <w:sz w:val="18"/>
+          <w:szCs w:val="18"/>
+        </w:rPr>
+      </w:r>
+      <w:r>
+        <w:rPr>
+          <w:rFonts w:ascii="Cambria" w:hAnsi="Cambria" w:cs="Cambria"/>
+          <w:sz w:val="18"/>
+          <w:szCs w:val="18"/>
+        </w:rPr>
+      </w:r>
+      <w:r>
+        <w:rPr>
+          <w:rFonts w:ascii="Cambria" w:hAnsi="Cambria" w:cs="Cambria"/>
+          <w:sz w:val="18"/>
+          <w:szCs w:val="18"/>
+        </w:rPr>
+      </w:r>
+      <w:r>
+        <w:rPr>
+          <w:rFonts w:ascii="Cambria" w:hAnsi="Cambria" w:cs="Cambria"/>
+          <w:sz w:val="18"/>
+          <w:szCs w:val="18"/>
+        </w:rPr>
+      </w:r>
+      <w:r>
+        <w:rPr>
+          <w:rFonts w:ascii="Cambria" w:hAnsi="Cambria" w:cs="Cambria"/>
+          <w:sz w:val="18"/>
+          <w:szCs w:val="18"/>
+        </w:rPr>
+      </w:r>
+      <w:r>
+        <w:rPr>
+          <w:rFonts w:ascii="Cambria" w:hAnsi="Cambria" w:cs="Cambria"/>
+          <w:sz w:val="18"/>
+          <w:szCs w:val="18"/>
+        </w:rPr>
+      </w:r>
+      <w:r>
+        <w:rPr>
+          <w:rFonts w:ascii="Cambria" w:hAnsi="Cambria" w:cs="Cambria"/>
+          <w:sz w:val="18"/>
+          <w:szCs w:val="18"/>
         </w:rPr>
       </w:r>
       <w:r>
@@ -6880,38 +7384,35 @@
           <w:rFonts w:ascii="Cambria" w:hAnsi="Cambria" w:cs="Cambria"/>
           <w:sz w:val="18"/>
           <w:szCs w:val="18"/>
-          <w:lang w:val="en-US"/>
-        </w:rPr>
-      </w:r>
-      <w:r>
-        <w:rPr>
-          <w:rFonts w:ascii="Cambria" w:hAnsi="Cambria" w:cs="Cambria"/>
-          <w:sz w:val="18"/>
-          <w:szCs w:val="18"/>
-          <w:lang w:val="en-US"/>
-        </w:rPr>
-      </w:r>
-      <w:r>
-        <w:rPr>
-          <w:rFonts w:ascii="Cambria" w:hAnsi="Cambria" w:cs="Cambria"/>
-          <w:sz w:val="18"/>
-          <w:szCs w:val="18"/>
-          <w:lang w:val="en-US"/>
-        </w:rPr>
-      </w:r>
-      <w:r>
-        <w:rPr>
-          <w:rFonts w:ascii="Cambria" w:hAnsi="Cambria" w:cs="Cambria"/>
-          <w:sz w:val="18"/>
-          <w:szCs w:val="18"/>
-        </w:rPr>
-      </w:r>
-      <w:r>
-        <w:rPr>
-          <w:rFonts w:ascii="Cambria" w:hAnsi="Cambria" w:cs="Cambria"/>
-          <w:sz w:val="18"/>
-          <w:szCs w:val="18"/>
-          <w:lang w:val="en-US"/>
+        </w:rPr>
+      </w:r>
+      <w:r>
+        <w:rPr>
+          <w:rFonts w:ascii="Cambria" w:hAnsi="Cambria" w:cs="Cambria"/>
+          <w:sz w:val="18"/>
+          <w:szCs w:val="18"/>
+          <w:lang w:val="en-US"/>
+        </w:rPr>
+      </w:r>
+      <w:r>
+        <w:rPr>
+          <w:rFonts w:ascii="Cambria" w:hAnsi="Cambria" w:cs="Cambria"/>
+          <w:sz w:val="18"/>
+          <w:szCs w:val="18"/>
+        </w:rPr>
+      </w:r>
+      <w:r>
+        <w:rPr>
+          <w:rFonts w:ascii="Cambria" w:hAnsi="Cambria" w:cs="Cambria"/>
+          <w:sz w:val="18"/>
+          <w:szCs w:val="18"/>
+        </w:rPr>
+      </w:r>
+      <w:r>
+        <w:rPr>
+          <w:rFonts w:ascii="Cambria" w:hAnsi="Cambria" w:cs="Cambria"/>
+          <w:sz w:val="18"/>
+          <w:szCs w:val="18"/>
         </w:rPr>
       </w:r>
       <w:r>
@@ -6934,69 +7435,43 @@
           <w:rFonts w:ascii="Cambria" w:hAnsi="Cambria" w:cs="Cambria"/>
           <w:sz w:val="18"/>
           <w:szCs w:val="18"/>
+        </w:rPr>
+      </w:r>
+      <w:r>
+        <w:rPr>
+          <w:rFonts w:ascii="Cambria" w:hAnsi="Cambria" w:cs="Cambria"/>
+          <w:sz w:val="18"/>
+          <w:szCs w:val="18"/>
+          <w:lang w:val="en-US"/>
+        </w:rPr>
+      </w:r>
+      <w:r>
+        <w:rPr>
+          <w:rFonts w:ascii="Cambria" w:hAnsi="Cambria" w:cs="Cambria"/>
+          <w:sz w:val="18"/>
+          <w:szCs w:val="18"/>
+        </w:rPr>
+      </w:r>
+      <w:r>
+        <w:rPr>
+          <w:rFonts w:ascii="Cambria" w:hAnsi="Cambria" w:cs="Cambria"/>
+          <w:sz w:val="18"/>
+          <w:szCs w:val="18"/>
+        </w:rPr>
+      </w:r>
+      <w:r>
+        <w:rPr>
+          <w:rFonts w:ascii="Cambria" w:hAnsi="Cambria" w:cs="Cambria"/>
+          <w:sz w:val="18"/>
+          <w:szCs w:val="18"/>
+        </w:rPr>
+      </w:r>
+      <w:r>
+        <w:rPr>
+          <w:rFonts w:ascii="Cambria" w:hAnsi="Cambria" w:cs="Cambria"/>
+          <w:sz w:val="18"/>
+          <w:szCs w:val="18"/>
           <w:lang w:val="en-GB"/>
-        </w:rPr>
-      </w:r>
-      <w:r>
-        <w:rPr>
-          <w:rFonts w:ascii="Cambria" w:hAnsi="Cambria" w:cs="Cambria"/>
-          <w:sz w:val="18"/>
-          <w:szCs w:val="18"/>
-          <w:lang w:val="en-US"/>
-        </w:rPr>
-      </w:r>
-      <w:r>
-        <w:rPr>
-          <w:rFonts w:ascii="Cambria" w:hAnsi="Cambria" w:cs="Cambria"/>
-          <w:sz w:val="18"/>
-          <w:szCs w:val="18"/>
-          <w:lang w:val="en-US"/>
-        </w:rPr>
-      </w:r>
-      <w:r>
-        <w:rPr>
-          <w:rFonts w:ascii="Cambria" w:hAnsi="Cambria" w:cs="Cambria"/>
-          <w:sz w:val="18"/>
-          <w:szCs w:val="18"/>
-          <w:lang w:val="en-US"/>
-        </w:rPr>
-      </w:r>
-      <w:r>
-        <w:rPr>
-          <w:rFonts w:ascii="Cambria" w:hAnsi="Cambria" w:cs="Cambria"/>
-          <w:sz w:val="18"/>
-          <w:szCs w:val="18"/>
-        </w:rPr>
-      </w:r>
-      <w:r>
-        <w:rPr>
-          <w:rFonts w:ascii="Cambria" w:hAnsi="Cambria" w:cs="Cambria"/>
-          <w:sz w:val="18"/>
-          <w:szCs w:val="18"/>
-          <w:lang w:val="en-US"/>
-        </w:rPr>
-      </w:r>
-      <w:r>
-        <w:rPr>
-          <w:rFonts w:ascii="Cambria" w:hAnsi="Cambria" w:cs="Cambria"/>
-          <w:sz w:val="18"/>
-          <w:szCs w:val="18"/>
-        </w:rPr>
-      </w:r>
-      <w:r>
-        <w:rPr>
-          <w:rFonts w:ascii="Cambria" w:hAnsi="Cambria" w:cs="Cambria"/>
-          <w:sz w:val="18"/>
-          <w:szCs w:val="18"/>
-          <w:lang w:val="en-US"/>
-        </w:rPr>
-      </w:r>
-      <w:r>
-        <w:rPr>
-          <w:rFonts w:ascii="Cambria" w:hAnsi="Cambria" w:cs="Cambria"/>
-          <w:sz w:val="18"/>
-          <w:szCs w:val="18"/>
-          <w:lang w:val="en-US"/>
         </w:rPr>
       </w:r>
     </w:p>
@@ -7007,489 +7482,6 @@
           <w:rFonts w:ascii="Cambria" w:hAnsi="Cambria" w:cs="Cambria"/>
           <w:sz w:val="18"/>
           <w:szCs w:val="18"/>
-          <w:lang w:val="en-US"/>
-        </w:rPr>
-      </w:pPr>
-      <w:r>
-        <w:rPr>
-          <w:rFonts w:ascii="Cambria" w:hAnsi="Cambria" w:cs="Cambria"/>
-          <w:sz w:val="18"/>
-          <w:szCs w:val="18"/>
-          <w:lang w:val="en-US"/>
-        </w:rPr>
-        <w:t xml:space="preserve">- невозможно осмотреть / impossible to examine </w:t>
-        <w:tab/>
-        <w:t>- не пытался / didn’t try</w:t>
-      </w:r>
-      <w:r>
-        <w:rPr>
-          <w:rFonts w:ascii="Cambria" w:hAnsi="Cambria" w:cs="Cambria"/>
-          <w:sz w:val="18"/>
-          <w:szCs w:val="18"/>
-          <w:lang w:val="en-US"/>
-        </w:rPr>
-      </w:r>
-      <w:r>
-        <w:rPr>
-          <w:rFonts w:ascii="Cambria" w:hAnsi="Cambria" w:cs="Cambria"/>
-          <w:sz w:val="18"/>
-          <w:szCs w:val="18"/>
-        </w:rPr>
-      </w:r>
-      <w:r>
-        <w:rPr>
-          <w:rFonts w:ascii="Cambria" w:hAnsi="Cambria" w:cs="Cambria"/>
-          <w:sz w:val="18"/>
-          <w:szCs w:val="18"/>
-          <w:lang w:val="en-US"/>
-        </w:rPr>
-      </w:r>
-      <w:r>
-        <w:rPr>
-          <w:rFonts w:ascii="Cambria" w:hAnsi="Cambria" w:cs="Cambria"/>
-          <w:sz w:val="18"/>
-          <w:szCs w:val="18"/>
-        </w:rPr>
-      </w:r>
-      <w:r>
-        <w:rPr>
-          <w:rFonts w:ascii="Cambria" w:hAnsi="Cambria" w:cs="Cambria"/>
-          <w:sz w:val="18"/>
-          <w:szCs w:val="18"/>
-          <w:lang w:val="en-US"/>
-        </w:rPr>
-      </w:r>
-      <w:r>
-        <w:rPr>
-          <w:rFonts w:ascii="Cambria" w:hAnsi="Cambria" w:cs="Cambria"/>
-          <w:sz w:val="18"/>
-          <w:szCs w:val="18"/>
-          <w:lang w:val="en-US"/>
-        </w:rPr>
-      </w:r>
-      <w:r>
-        <w:rPr>
-          <w:rFonts w:ascii="Cambria" w:hAnsi="Cambria" w:cs="Cambria"/>
-          <w:sz w:val="18"/>
-          <w:szCs w:val="18"/>
-          <w:lang w:val="en-US"/>
-        </w:rPr>
-      </w:r>
-      <w:r>
-        <w:rPr>
-          <w:rFonts w:ascii="Cambria" w:hAnsi="Cambria" w:cs="Cambria"/>
-          <w:sz w:val="18"/>
-          <w:szCs w:val="18"/>
-          <w:lang w:val="en-US"/>
-        </w:rPr>
-      </w:r>
-      <w:r>
-        <w:rPr>
-          <w:rFonts w:ascii="Cambria" w:hAnsi="Cambria" w:cs="Cambria"/>
-          <w:sz w:val="18"/>
-          <w:szCs w:val="18"/>
-          <w:lang w:val="en-US"/>
-        </w:rPr>
-      </w:r>
-      <w:r>
-        <w:rPr>
-          <w:rFonts w:ascii="Cambria" w:hAnsi="Cambria" w:cs="Cambria"/>
-          <w:sz w:val="18"/>
-          <w:szCs w:val="18"/>
-          <w:lang w:val="en-US"/>
-        </w:rPr>
-      </w:r>
-      <w:r>
-        <w:rPr>
-          <w:rFonts w:ascii="Cambria" w:hAnsi="Cambria" w:cs="Cambria"/>
-          <w:sz w:val="18"/>
-          <w:szCs w:val="18"/>
-          <w:lang w:val="en-US"/>
-        </w:rPr>
-      </w:r>
-      <w:r>
-        <w:rPr>
-          <w:rFonts w:ascii="Cambria" w:hAnsi="Cambria" w:cs="Cambria"/>
-          <w:sz w:val="18"/>
-          <w:szCs w:val="18"/>
-          <w:lang w:val="en-US"/>
-        </w:rPr>
-      </w:r>
-      <w:r>
-        <w:rPr>
-          <w:rFonts w:ascii="Cambria" w:hAnsi="Cambria" w:cs="Cambria"/>
-          <w:sz w:val="18"/>
-          <w:szCs w:val="18"/>
-          <w:lang w:val="en-US"/>
-        </w:rPr>
-      </w:r>
-      <w:r>
-        <w:rPr>
-          <w:rFonts w:ascii="Cambria" w:hAnsi="Cambria" w:cs="Cambria"/>
-          <w:sz w:val="18"/>
-          <w:szCs w:val="18"/>
-          <w:lang w:val="en-US"/>
-        </w:rPr>
-      </w:r>
-      <w:r>
-        <w:rPr>
-          <w:rFonts w:ascii="Cambria" w:hAnsi="Cambria" w:cs="Cambria"/>
-          <w:sz w:val="18"/>
-          <w:szCs w:val="18"/>
-        </w:rPr>
-      </w:r>
-      <w:r>
-        <w:rPr>
-          <w:rFonts w:ascii="Cambria" w:hAnsi="Cambria" w:cs="Cambria"/>
-          <w:sz w:val="18"/>
-          <w:szCs w:val="18"/>
-          <w:lang w:val="en-US"/>
-        </w:rPr>
-      </w:r>
-      <w:r>
-        <w:rPr>
-          <w:rFonts w:ascii="Cambria" w:hAnsi="Cambria" w:cs="Cambria"/>
-          <w:sz w:val="18"/>
-          <w:szCs w:val="18"/>
-        </w:rPr>
-      </w:r>
-      <w:r>
-        <w:rPr>
-          <w:rFonts w:ascii="Cambria" w:hAnsi="Cambria" w:cs="Cambria"/>
-          <w:sz w:val="18"/>
-          <w:szCs w:val="18"/>
-          <w:lang w:val="en-US"/>
-        </w:rPr>
-      </w:r>
-      <w:r>
-        <w:rPr>
-          <w:rFonts w:ascii="Cambria" w:hAnsi="Cambria" w:cs="Cambria"/>
-          <w:sz w:val="18"/>
-          <w:szCs w:val="18"/>
-          <w:lang w:val="en-GB"/>
-        </w:rPr>
-      </w:r>
-      <w:r>
-        <w:rPr>
-          <w:rFonts w:ascii="Cambria" w:hAnsi="Cambria" w:cs="Cambria"/>
-          <w:sz w:val="18"/>
-          <w:szCs w:val="18"/>
-          <w:lang w:val="en-US"/>
-        </w:rPr>
-      </w:r>
-      <w:r>
-        <w:rPr>
-          <w:rFonts w:ascii="Cambria" w:hAnsi="Cambria" w:cs="Cambria"/>
-          <w:sz w:val="18"/>
-          <w:szCs w:val="18"/>
-          <w:lang w:val="en-GB"/>
-        </w:rPr>
-      </w:r>
-      <w:r>
-        <w:rPr>
-          <w:rFonts w:ascii="Cambria" w:hAnsi="Cambria" w:cs="Cambria"/>
-          <w:sz w:val="18"/>
-          <w:szCs w:val="18"/>
-          <w:lang w:val="en-US"/>
-        </w:rPr>
-      </w:r>
-      <w:r>
-        <w:rPr>
-          <w:rFonts w:ascii="Cambria" w:hAnsi="Cambria" w:cs="Cambria"/>
-          <w:sz w:val="18"/>
-          <w:szCs w:val="18"/>
-          <w:lang w:val="en-GB"/>
-        </w:rPr>
-      </w:r>
-    </w:p>
-    <w:p>
-      <w:pPr>
-        <w:spacing w:after="120"/>
-        <w:rPr>
-          <w:rFonts w:ascii="Cambria" w:hAnsi="Cambria"/>
-          <w:b/>
-          <w:sz w:val="18"/>
-          <w:szCs w:val="18"/>
-          <w:lang w:val="en-US"/>
-        </w:rPr>
-      </w:pPr>
-      <w:r>
-        <w:rPr>
-          <w:rFonts w:ascii="Cambria" w:hAnsi="Cambria"/>
-          <w:b/>
-          <w:sz w:val="18"/>
-          <w:szCs w:val="18"/>
-          <w:lang w:val="en-US"/>
-        </w:rPr>
-        <w:t xml:space="preserve">4. </w:t>
-      </w:r>
-      <w:r>
-        <w:rPr>
-          <w:rFonts w:ascii="Cambria" w:hAnsi="Cambria"/>
-          <w:b/>
-          <w:sz w:val="18"/>
-          <w:szCs w:val="18"/>
-        </w:rPr>
-        <w:t>Проверка</w:t>
-      </w:r>
-      <w:r>
-        <w:rPr>
-          <w:rFonts w:ascii="Cambria" w:hAnsi="Cambria"/>
-          <w:b/>
-          <w:sz w:val="18"/>
-          <w:szCs w:val="18"/>
-          <w:lang w:val="en-US"/>
-        </w:rPr>
-        <w:t xml:space="preserve"> </w:t>
-      </w:r>
-      <w:r>
-        <w:rPr>
-          <w:rFonts w:ascii="Cambria" w:hAnsi="Cambria"/>
-          <w:b/>
-          <w:sz w:val="18"/>
-          <w:szCs w:val="18"/>
-        </w:rPr>
-        <w:t>при</w:t>
-      </w:r>
-      <w:r>
-        <w:rPr>
-          <w:rFonts w:ascii="Cambria" w:hAnsi="Cambria"/>
-          <w:b/>
-          <w:sz w:val="18"/>
-          <w:szCs w:val="18"/>
-          <w:lang w:val="en-US"/>
-        </w:rPr>
-        <w:t xml:space="preserve"> </w:t>
-      </w:r>
-      <w:r>
-        <w:rPr>
-          <w:rFonts w:ascii="Cambria" w:hAnsi="Cambria"/>
-          <w:b/>
-          <w:sz w:val="18"/>
-          <w:szCs w:val="18"/>
-        </w:rPr>
-        <w:t>показе</w:t>
-      </w:r>
-      <w:r>
-        <w:rPr>
-          <w:rFonts w:ascii="Cambria" w:hAnsi="Cambria"/>
-          <w:b/>
-          <w:sz w:val="18"/>
-          <w:szCs w:val="18"/>
-          <w:lang w:val="en-US"/>
-        </w:rPr>
-        <w:t xml:space="preserve"> / </w:t>
-      </w:r>
-      <w:r>
-        <w:rPr>
-          <w:rFonts w:ascii="Cambria" w:hAnsi="Cambria"/>
-          <w:b/>
-          <w:sz w:val="18"/>
-          <w:szCs w:val="18"/>
-          <w:lang w:val="en-GB"/>
-        </w:rPr>
-        <w:t>Examin</w:t>
-      </w:r>
-      <w:r>
-        <w:rPr>
-          <w:rFonts w:ascii="Cambria" w:hAnsi="Cambria"/>
-          <w:b/>
-          <w:sz w:val="18"/>
-          <w:szCs w:val="18"/>
-          <w:lang w:val="en-GB"/>
-        </w:rPr>
-        <w:t>ation in the ring</w:t>
-      </w:r>
-    </w:p>
-    <w:p>
-      <w:pPr>
-        <w:spacing w:after="120"/>
-        <w:rPr>
-          <w:rFonts w:ascii="Cambria" w:hAnsi="Cambria" w:cs="Cambria"/>
-          <w:sz w:val="18"/>
-          <w:szCs w:val="18"/>
-        </w:rPr>
-      </w:pPr>
-      <w:r>
-        <w:rPr>
-          <w:rFonts w:ascii="Cambria" w:hAnsi="Cambria" w:cs="Cambria"/>
-          <w:sz w:val="18"/>
-          <w:szCs w:val="18"/>
-          <w:lang w:val="en-US"/>
-        </w:rPr>
-        <w:t>- уверен в себе / sure</w:t>
-        <w:tab/>
-        <w:t>- дружелюбен / friendly</w:t>
-        <w:tab/>
-        <w:t>- сдержан / reserved</w:t>
-      </w:r>
-      <w:r>
-        <w:rPr>
-          <w:rFonts w:ascii="Cambria" w:hAnsi="Cambria" w:cs="Cambria"/>
-          <w:sz w:val="18"/>
-          <w:szCs w:val="18"/>
-        </w:rPr>
-      </w:r>
-      <w:r>
-        <w:rPr>
-          <w:rFonts w:ascii="Cambria" w:hAnsi="Cambria" w:cs="Cambria"/>
-          <w:sz w:val="18"/>
-          <w:szCs w:val="18"/>
-        </w:rPr>
-      </w:r>
-      <w:r>
-        <w:rPr>
-          <w:rFonts w:ascii="Cambria" w:hAnsi="Cambria" w:cs="Cambria"/>
-          <w:sz w:val="18"/>
-          <w:szCs w:val="18"/>
-        </w:rPr>
-      </w:r>
-      <w:r>
-        <w:rPr>
-          <w:rFonts w:ascii="Cambria" w:hAnsi="Cambria" w:cs="Cambria"/>
-          <w:sz w:val="18"/>
-          <w:szCs w:val="18"/>
-        </w:rPr>
-      </w:r>
-      <w:r>
-        <w:rPr>
-          <w:rFonts w:ascii="Cambria" w:hAnsi="Cambria" w:cs="Cambria"/>
-          <w:sz w:val="18"/>
-          <w:szCs w:val="18"/>
-        </w:rPr>
-      </w:r>
-      <w:r>
-        <w:rPr>
-          <w:rFonts w:ascii="Cambria" w:hAnsi="Cambria" w:cs="Cambria"/>
-          <w:sz w:val="18"/>
-          <w:szCs w:val="18"/>
-        </w:rPr>
-      </w:r>
-      <w:r>
-        <w:rPr>
-          <w:rFonts w:ascii="Cambria" w:hAnsi="Cambria" w:cs="Cambria"/>
-          <w:sz w:val="18"/>
-          <w:szCs w:val="18"/>
-        </w:rPr>
-      </w:r>
-      <w:r>
-        <w:rPr>
-          <w:rFonts w:ascii="Cambria" w:hAnsi="Cambria" w:cs="Cambria"/>
-          <w:sz w:val="18"/>
-          <w:szCs w:val="18"/>
-        </w:rPr>
-      </w:r>
-      <w:r>
-        <w:rPr>
-          <w:rFonts w:ascii="Cambria" w:hAnsi="Cambria" w:cs="Cambria"/>
-          <w:sz w:val="18"/>
-          <w:szCs w:val="18"/>
-          <w:lang w:val="en-GB"/>
-        </w:rPr>
-      </w:r>
-      <w:r>
-        <w:rPr>
-          <w:rFonts w:ascii="Cambria" w:hAnsi="Cambria" w:cs="Cambria"/>
-          <w:sz w:val="18"/>
-          <w:szCs w:val="18"/>
-        </w:rPr>
-      </w:r>
-      <w:r>
-        <w:rPr>
-          <w:rFonts w:ascii="Cambria" w:hAnsi="Cambria" w:cs="Cambria"/>
-          <w:sz w:val="18"/>
-          <w:szCs w:val="18"/>
-          <w:lang w:val="en-US"/>
-        </w:rPr>
-      </w:r>
-      <w:r>
-        <w:rPr>
-          <w:rFonts w:ascii="Cambria" w:hAnsi="Cambria" w:cs="Cambria"/>
-          <w:sz w:val="18"/>
-          <w:szCs w:val="18"/>
-        </w:rPr>
-      </w:r>
-      <w:r>
-        <w:rPr>
-          <w:rFonts w:ascii="Cambria" w:hAnsi="Cambria" w:cs="Cambria"/>
-          <w:sz w:val="18"/>
-          <w:szCs w:val="18"/>
-        </w:rPr>
-      </w:r>
-      <w:r>
-        <w:rPr>
-          <w:rFonts w:ascii="Cambria" w:hAnsi="Cambria" w:cs="Cambria"/>
-          <w:sz w:val="18"/>
-          <w:szCs w:val="18"/>
-        </w:rPr>
-      </w:r>
-      <w:r>
-        <w:rPr>
-          <w:rFonts w:ascii="Cambria" w:hAnsi="Cambria" w:cs="Cambria"/>
-          <w:sz w:val="18"/>
-          <w:szCs w:val="18"/>
-        </w:rPr>
-      </w:r>
-      <w:r>
-        <w:rPr>
-          <w:rFonts w:ascii="Cambria" w:hAnsi="Cambria" w:cs="Cambria"/>
-          <w:sz w:val="18"/>
-          <w:szCs w:val="18"/>
-          <w:lang w:val="en-GB"/>
-        </w:rPr>
-      </w:r>
-      <w:r>
-        <w:rPr>
-          <w:rFonts w:ascii="Cambria" w:hAnsi="Cambria" w:cs="Cambria"/>
-          <w:sz w:val="18"/>
-          <w:szCs w:val="18"/>
-        </w:rPr>
-      </w:r>
-      <w:r>
-        <w:rPr>
-          <w:rFonts w:ascii="Cambria" w:hAnsi="Cambria" w:cs="Cambria"/>
-          <w:sz w:val="18"/>
-          <w:szCs w:val="18"/>
-          <w:lang w:val="en-US"/>
-        </w:rPr>
-      </w:r>
-      <w:r>
-        <w:rPr>
-          <w:rFonts w:ascii="Cambria" w:hAnsi="Cambria" w:cs="Cambria"/>
-          <w:sz w:val="18"/>
-          <w:szCs w:val="18"/>
-        </w:rPr>
-      </w:r>
-      <w:r>
-        <w:rPr>
-          <w:rFonts w:ascii="Cambria" w:hAnsi="Cambria" w:cs="Cambria"/>
-          <w:sz w:val="18"/>
-          <w:szCs w:val="18"/>
-        </w:rPr>
-      </w:r>
-      <w:r>
-        <w:rPr>
-          <w:rFonts w:ascii="Cambria" w:hAnsi="Cambria" w:cs="Cambria"/>
-          <w:sz w:val="18"/>
-          <w:szCs w:val="18"/>
-        </w:rPr>
-      </w:r>
-      <w:r>
-        <w:rPr>
-          <w:rFonts w:ascii="Cambria" w:hAnsi="Cambria" w:cs="Cambria"/>
-          <w:sz w:val="18"/>
-          <w:szCs w:val="18"/>
-          <w:lang w:val="en-GB"/>
-        </w:rPr>
-      </w:r>
-    </w:p>
-    <w:p>
-      <w:pPr>
-        <w:spacing w:after="120"/>
-        <w:rPr>
-          <w:rFonts w:ascii="Cambria" w:hAnsi="Cambria" w:cs="Cambria"/>
-          <w:sz w:val="18"/>
-          <w:szCs w:val="18"/>
         </w:rPr>
       </w:pPr>
       <w:r>
@@ -7591,7 +7583,7 @@
           <w:b/>
           <w:u w:val="single"/>
         </w:rPr>
-        <w:t xml:space="preserve">Особые достоинства / Specific qualities    </w:t>
+        <w:t>Особые достоинства / Specific qualities    b fda</w:t>
         <w:tab/>
         <w:tab/>
         <w:tab/>
@@ -7675,7 +7667,7 @@
           <w:b/>
           <w:u w:val="single"/>
         </w:rPr>
-        <w:t xml:space="preserve">Особые недостатки / Specific faults     </w:t>
+        <w:t>Особые недостатки / Specific faults     b fd</w:t>
         <w:tab/>
         <w:tab/>
         <w:tab/>
@@ -7891,6 +7883,7 @@
           <w:u w:val="single"/>
           <w:lang w:val="en-US"/>
         </w:rPr>
+        <w:t xml:space="preserve"> bdef</w:t>
         <w:tab/>
         <w:tab/>
         <w:tab/>

--- a/wordtempl/breedTemplates/copy_template.docx
+++ b/wordtempl/breedTemplates/copy_template.docx
@@ -145,7 +145,7 @@
         <w:rPr>
           <w:lang w:val="en-US"/>
         </w:rPr>
-        <w:t>2168736</w:t>
+        <w:t>test</w:t>
       </w:r>
     </w:p>
     <w:p>
@@ -158,7 +158,7 @@
         <w:rPr>
           <w:lang w:val="en-US"/>
         </w:rPr>
-        <w:t>Порода / Breed   2323</w:t>
+        <w:t>Порода / Breed   Хаски</w:t>
       </w:r>
       <w:r>
         <w:rPr>
@@ -178,7 +178,7 @@
         </w:rPr>
       </w:pPr>
       <w:r>
-        <w:t>Кличка собаки / Name of the dog    231</w:t>
+        <w:t>Кличка собаки / Name of the dog    ывы</w:t>
       </w:r>
       <w:r>
         <w:rPr>
@@ -217,7 +217,7 @@
         <w:rPr>
           <w:lang w:val="en-US"/>
         </w:rPr>
-        <w:t xml:space="preserve">№ регистрации в ВЕРК РКФ / RKF Nr   32 </w:t>
+        <w:t xml:space="preserve">№ регистрации в ВЕРК РКФ / RKF Nr   3232 </w:t>
       </w:r>
       <w:r/>
       <w:r>
@@ -436,7 +436,7 @@
         </w:rPr>
       </w:pPr>
       <w:r>
-        <w:t>Клеймо (микрочип) / Tattoo (Chip)    32</w:t>
+        <w:t>Клеймо (микрочип) / Tattoo (Chip)    2323</w:t>
       </w:r>
       <w:r>
         <w:rPr>
@@ -477,7 +477,7 @@
         </w:rPr>
       </w:pPr>
       <w:r>
-        <w:t>Отец / Sire     213</w:t>
+        <w:t>Отец / Sire     выфвыыфв</w:t>
       </w:r>
       <w:r>
         <w:rPr>
@@ -507,7 +507,7 @@
         </w:rPr>
       </w:pPr>
       <w:r>
-        <w:t>Мать / Dam   321</w:t>
+        <w:t>Мать / Dam   фыв</w:t>
       </w:r>
       <w:r>
         <w:rPr>
@@ -542,7 +542,7 @@
         </w:rPr>
       </w:pPr>
       <w:r>
-        <w:t>Заводчик / Breeder    23</w:t>
+        <w:t>Заводчик / Breeder    фывыф</w:t>
       </w:r>
       <w:r>
         <w:rPr>
@@ -572,7 +572,7 @@
         </w:rPr>
       </w:pPr>
       <w:r>
-        <w:t>Владелец / Owner    32132</w:t>
+        <w:t>Владелец / Owner    ыфывыфвы</w:t>
       </w:r>
       <w:r>
         <w:rPr>
@@ -602,7 +602,7 @@
         </w:rPr>
       </w:pPr>
       <w:r>
-        <w:t>Адрес владельца / Address    231</w:t>
+        <w:t>Адрес владельца / Address    фвыфв</w:t>
       </w:r>
       <w:r>
         <w:rPr>
@@ -849,7 +849,7 @@
     </w:p>
     <w:p>
       <w:r>
-        <w:t>Вес собаки / Weight: (если предусмотрено и указано в стандарте)     231332</w:t>
+        <w:t>Вес собаки / Weight: (если предусмотрено и указано в стандарте)     23</w:t>
       </w:r>
       <w:r>
         <w:rPr>
@@ -875,7 +875,7 @@
         </w:rPr>
       </w:pPr>
       <w:r>
-        <w:t>Высота в холке / Height at withers    143</w:t>
+        <w:t>Высота в холке / Height at withers    32</w:t>
       </w:r>
       <w:r>
         <w:rPr>
@@ -927,7 +927,7 @@
         </w:rPr>
       </w:pPr>
       <w:r>
-        <w:t>Косая длина туловища / Slanting length of the body    13e</w:t>
+        <w:t>Косая длина туловища / Slanting length of the body    32</w:t>
         <w:tab/>
       </w:r>
       <w:r>
@@ -975,7 +975,7 @@
         </w:rPr>
       </w:pPr>
       <w:r>
-        <w:t>Высота в локте / Height at elbow    svd</w:t>
+        <w:t>Высота в локте / Height at elbow    323</w:t>
       </w:r>
       <w:r>
         <w:rPr>
@@ -1029,7 +1029,7 @@
       <w:r>
         <w:t xml:space="preserve">Глубина груди </w:t>
         <w:tab/>
-        <w:t>/ Depth of chest     vds</w:t>
+        <w:t>/ Depth of chest     32</w:t>
       </w:r>
       <w:r>
         <w:rPr>
@@ -1070,7 +1070,7 @@
         </w:rPr>
       </w:pPr>
       <w:r>
-        <w:t>Обхват груди / Chest circumference: (если предусмотрено стандартом)    vdsvds</w:t>
+        <w:t>Обхват груди / Chest circumference: (если предусмотрено стандартом)    23</w:t>
       </w:r>
       <w:r>
         <w:rPr>
@@ -1139,7 +1139,7 @@
         </w:rPr>
       </w:pPr>
       <w:r>
-        <w:t>Обхват пясти / Circumference of pastern    vsd</w:t>
+        <w:t>Обхват пясти / Circumference of pastern    43,34</w:t>
       </w:r>
       <w:r>
         <w:rPr>
@@ -1170,7 +1170,7 @@
     </w:p>
     <w:p>
       <w:r>
-        <w:t>Длина головы / Length of head: (если предусмотрено стандартом)     vsd</w:t>
+        <w:t>Длина головы / Length of head: (если предусмотрено стандартом)     24</w:t>
       </w:r>
       <w:r/>
       <w:r/>
@@ -1201,7 +1201,7 @@
     </w:p>
     <w:p>
       <w:r>
-        <w:t>Длина морды / Length of muzzle: (если предусмотрено стандартом)     vsdvdsdsv</w:t>
+        <w:t>Длина морды / Length of muzzle: (если предусмотрено стандартом)     524</w:t>
       </w:r>
       <w:r/>
       <w:r/>
@@ -1232,7 +1232,7 @@
     </w:p>
     <w:p>
       <w:r>
-        <w:t>Обхват черепа перед ушами / Circumference of skull before ears: (если предусмотрено стандартом) vds</w:t>
+        <w:t>Обхват черепа перед ушами / Circumference of skull before ears: (если предусмотрено стандартом) 542</w:t>
       </w:r>
       <w:r/>
       <w:r/>
@@ -1286,7 +1286,7 @@
     </w:p>
     <w:p>
       <w:r>
-        <w:t>Обхват морды у основания/Circumference of muzzle at founding: (если предусмотрено стандартом) ve</w:t>
+        <w:t>Обхват морды у основания/Circumference of muzzle at founding: (если предусмотрено стандартом) 4525</w:t>
       </w:r>
       <w:r/>
       <w:r/>
@@ -1637,7 +1637,7 @@
                 <w:rFonts w:cs="Times"/>
                 <w:lang w:val="en-US"/>
               </w:rPr>
-              <w:t>rv</w:t>
+              <w:t>425</w:t>
             </w:r>
           </w:p>
         </w:tc>
@@ -1714,7 +1714,7 @@
                 <w:rFonts w:cs="Times"/>
                 <w:lang w:val="en-US"/>
               </w:rPr>
-              <w:t>rv</w:t>
+              <w:t>цук</w:t>
             </w:r>
           </w:p>
         </w:tc>
@@ -1803,7 +1803,7 @@
                 <w:rFonts w:cs="Times"/>
                 <w:lang w:val="en-US"/>
               </w:rPr>
-              <w:t>rve</w:t>
+              <w:t>уцкуц</w:t>
             </w:r>
           </w:p>
         </w:tc>
@@ -1901,7 +1901,7 @@
                 <w:rFonts w:cs="Times"/>
                 <w:lang w:val="en-US"/>
               </w:rPr>
-              <w:t>vre</w:t>
+              <w:t>кцк</w:t>
             </w:r>
           </w:p>
         </w:tc>
@@ -1990,7 +1990,7 @@
                 <w:rFonts w:cs="Times"/>
                 <w:lang w:val="en-US"/>
               </w:rPr>
-              <w:t>ver</w:t>
+              <w:t>цукцк</w:t>
             </w:r>
           </w:p>
         </w:tc>
@@ -2075,7 +2075,7 @@
                 <w:rFonts w:cs="Times"/>
                 <w:lang w:val="en-US"/>
               </w:rPr>
-              <w:t>vewr</w:t>
+              <w:t>ук</w:t>
             </w:r>
           </w:p>
         </w:tc>
@@ -2850,7 +2850,7 @@
                 <w:szCs w:val="18"/>
                 <w:lang w:val="en-US"/>
               </w:rPr>
-              <w:t>+</w:t>
+              <w:t xml:space="preserve"> </w:t>
             </w:r>
           </w:p>
         </w:tc>
@@ -2962,7 +2962,7 @@
                 <w:szCs w:val="18"/>
                 <w:lang w:val="en-US"/>
               </w:rPr>
-              <w:t>+</w:t>
+              <w:t xml:space="preserve"> </w:t>
             </w:r>
           </w:p>
         </w:tc>
@@ -2985,7 +2985,7 @@
                 <w:szCs w:val="18"/>
                 <w:lang w:val="en-US"/>
               </w:rPr>
-              <w:t xml:space="preserve"> </w:t>
+              <w:t>+</w:t>
             </w:r>
           </w:p>
         </w:tc>
@@ -3114,7 +3114,7 @@
                 <w:szCs w:val="18"/>
                 <w:lang w:val="en-US"/>
               </w:rPr>
-              <w:t>+</w:t>
+              <w:t xml:space="preserve"> </w:t>
             </w:r>
           </w:p>
         </w:tc>
@@ -3137,7 +3137,7 @@
                 <w:szCs w:val="18"/>
                 <w:lang w:val="en-US"/>
               </w:rPr>
-              <w:t xml:space="preserve"> </w:t>
+              <w:t>+</w:t>
             </w:r>
           </w:p>
         </w:tc>
@@ -3209,7 +3209,7 @@
                 <w:szCs w:val="18"/>
                 <w:lang w:val="en-US"/>
               </w:rPr>
-              <w:t>+</w:t>
+              <w:t xml:space="preserve"> </w:t>
             </w:r>
           </w:p>
         </w:tc>
@@ -3319,7 +3319,7 @@
                 <w:szCs w:val="18"/>
                 <w:lang w:val="en-US"/>
               </w:rPr>
-              <w:t>+</w:t>
+              <w:t xml:space="preserve"> </w:t>
             </w:r>
           </w:p>
         </w:tc>
@@ -3416,7 +3416,7 @@
                 <w:szCs w:val="18"/>
                 <w:lang w:val="en-US"/>
               </w:rPr>
-              <w:t>+</w:t>
+              <w:t xml:space="preserve"> </w:t>
             </w:r>
           </w:p>
         </w:tc>
@@ -3635,7 +3635,7 @@
                 <w:szCs w:val="18"/>
                 <w:lang w:val="en-US"/>
               </w:rPr>
-              <w:t>+</w:t>
+              <w:t xml:space="preserve"> </w:t>
             </w:r>
           </w:p>
         </w:tc>
@@ -3657,7 +3657,7 @@
         </w:rPr>
         <w:t>Примечания / Notes</w:t>
         <w:tab/>
-        <w:t>-</w:t>
+        <w:t>цу</w:t>
         <w:tab/>
         <w:tab/>
       </w:r>
@@ -3801,7 +3801,7 @@
                 <w:rFonts w:cs="Times"/>
                 <w:lang w:val="en-US"/>
               </w:rPr>
-              <w:t>vef</w:t>
+              <w:t>аца</w:t>
             </w:r>
           </w:p>
         </w:tc>
@@ -3942,7 +3942,7 @@
                 <w:rFonts w:cs="Times"/>
                 <w:lang w:val="en-US"/>
               </w:rPr>
-              <w:t>bed</w:t>
+              <w:t>ыу</w:t>
             </w:r>
           </w:p>
         </w:tc>
@@ -4023,7 +4023,7 @@
                 <w:rFonts w:cs="Times"/>
                 <w:lang w:val="en-US"/>
               </w:rPr>
-              <w:t>bvfdbvfad</w:t>
+              <w:t>ва</w:t>
             </w:r>
           </w:p>
         </w:tc>
@@ -4185,7 +4185,7 @@
                 <w:rFonts w:cs="Times"/>
                 <w:lang w:val="en-US"/>
               </w:rPr>
-              <w:t>bvfda</w:t>
+              <w:t>ывавы</w:t>
             </w:r>
           </w:p>
         </w:tc>
@@ -4279,7 +4279,7 @@
                 <w:rFonts w:cs="Times"/>
                 <w:lang w:val="en-US"/>
               </w:rPr>
-              <w:t>bvfadbv fd</w:t>
+              <w:t>аыв</w:t>
             </w:r>
           </w:p>
         </w:tc>
@@ -4443,7 +4443,7 @@
                 <w:rFonts w:cs="Times"/>
                 <w:lang w:val="en-US"/>
               </w:rPr>
-              <w:t>fvsa</w:t>
+              <w:t>аываы</w:t>
             </w:r>
           </w:p>
         </w:tc>
@@ -4535,7 +4535,7 @@
                 <w:rFonts w:cs="Times"/>
                 <w:lang w:val="en-US"/>
               </w:rPr>
-              <w:t>bf d</w:t>
+              <w:t>ваы</w:t>
             </w:r>
           </w:p>
         </w:tc>
@@ -4664,7 +4664,7 @@
                 <w:rFonts w:cs="Times"/>
                 <w:lang w:val="en-US"/>
               </w:rPr>
-              <w:t>b fda</w:t>
+              <w:t>выа</w:t>
             </w:r>
           </w:p>
         </w:tc>
@@ -4888,7 +4888,7 @@
                 <w:rFonts w:cs="Times"/>
                 <w:lang w:val="en-US"/>
               </w:rPr>
-              <w:t>bfdab fdab</w:t>
+              <w:t>выавы</w:t>
             </w:r>
           </w:p>
         </w:tc>
@@ -4960,7 +4960,7 @@
                 <w:rFonts w:cs="Times"/>
                 <w:lang w:val="en-US"/>
               </w:rPr>
-              <w:t>bdf</w:t>
+              <w:t>авыа</w:t>
             </w:r>
           </w:p>
         </w:tc>
@@ -5070,7 +5070,7 @@
                 <w:rFonts w:cs="Times"/>
                 <w:lang w:val="en-US"/>
               </w:rPr>
-              <w:t>bfd</w:t>
+              <w:t>вы</w:t>
             </w:r>
           </w:p>
         </w:tc>
@@ -5637,7 +5637,7 @@
           <w:szCs w:val="18"/>
           <w:lang w:val="en-US"/>
         </w:rPr>
-        <w:t>+ ведет себя дружелюбно / friendly</w:t>
+        <w:t>- ведет себя дружелюбно / friendly</w:t>
         <w:tab/>
         <w:t>- сдержан / reserved</w:t>
         <w:tab/>
@@ -6807,7 +6807,7 @@
           <w:szCs w:val="18"/>
           <w:lang w:val="en-US"/>
         </w:rPr>
-        <w:t xml:space="preserve">- без проблем / without problems </w:t>
+        <w:t xml:space="preserve">+ без проблем / without problems </w:t>
         <w:tab/>
         <w:t>- с трудом / with difficulties</w:t>
         <w:tab/>
@@ -7011,7 +7011,7 @@
         </w:rPr>
         <w:t xml:space="preserve">- невозможно осмотреть / impossible to examine </w:t>
         <w:tab/>
-        <w:t>+ не пытался / didn’t try</w:t>
+        <w:t>- не пытался / didn’t try</w:t>
       </w:r>
       <w:r>
         <w:rPr>
@@ -7583,7 +7583,7 @@
           <w:b/>
           <w:u w:val="single"/>
         </w:rPr>
-        <w:t>Особые достоинства / Specific qualities    b fda</w:t>
+        <w:t>Особые достоинства / Specific qualities    вы</w:t>
         <w:tab/>
         <w:tab/>
         <w:tab/>
@@ -7667,7 +7667,7 @@
           <w:b/>
           <w:u w:val="single"/>
         </w:rPr>
-        <w:t>Особые недостатки / Specific faults     b fd</w:t>
+        <w:t>Особые недостатки / Specific faults     авыа</w:t>
         <w:tab/>
         <w:tab/>
         <w:tab/>
@@ -7883,7 +7883,7 @@
           <w:u w:val="single"/>
           <w:lang w:val="en-US"/>
         </w:rPr>
-        <w:t xml:space="preserve"> bdef</w:t>
+        <w:t>вываывы</w:t>
         <w:tab/>
         <w:tab/>
         <w:tab/>

--- a/wordtempl/breedTemplates/copy_template.docx
+++ b/wordtempl/breedTemplates/copy_template.docx
@@ -145,7 +145,6 @@
         <w:rPr>
           <w:lang w:val="en-US"/>
         </w:rPr>
-        <w:t>test</w:t>
       </w:r>
     </w:p>
     <w:p>
@@ -158,7 +157,7 @@
         <w:rPr>
           <w:lang w:val="en-US"/>
         </w:rPr>
-        <w:t>Порода / Breed   Хаски</w:t>
+        <w:t xml:space="preserve">Порода / Breed   </w:t>
       </w:r>
       <w:r>
         <w:rPr>
@@ -178,7 +177,7 @@
         </w:rPr>
       </w:pPr>
       <w:r>
-        <w:t>Кличка собаки / Name of the dog    ывы</w:t>
+        <w:t xml:space="preserve">Кличка собаки / Name of the dog    </w:t>
       </w:r>
       <w:r>
         <w:rPr>
@@ -217,7 +216,7 @@
         <w:rPr>
           <w:lang w:val="en-US"/>
         </w:rPr>
-        <w:t xml:space="preserve">№ регистрации в ВЕРК РКФ / RKF Nr   3232 </w:t>
+        <w:t xml:space="preserve">№ регистрации в ВЕРК РКФ / RKF Nr    </w:t>
       </w:r>
       <w:r/>
       <w:r>
@@ -436,7 +435,7 @@
         </w:rPr>
       </w:pPr>
       <w:r>
-        <w:t>Клеймо (микрочип) / Tattoo (Chip)    2323</w:t>
+        <w:t xml:space="preserve">Клеймо (микрочип) / Tattoo (Chip)    </w:t>
       </w:r>
       <w:r>
         <w:rPr>
@@ -477,7 +476,7 @@
         </w:rPr>
       </w:pPr>
       <w:r>
-        <w:t>Отец / Sire     выфвыыфв</w:t>
+        <w:t xml:space="preserve">Отец / Sire     </w:t>
       </w:r>
       <w:r>
         <w:rPr>
@@ -507,7 +506,7 @@
         </w:rPr>
       </w:pPr>
       <w:r>
-        <w:t>Мать / Dam   фыв</w:t>
+        <w:t xml:space="preserve">Мать / Dam   </w:t>
       </w:r>
       <w:r>
         <w:rPr>
@@ -542,7 +541,7 @@
         </w:rPr>
       </w:pPr>
       <w:r>
-        <w:t>Заводчик / Breeder    фывыф</w:t>
+        <w:t xml:space="preserve">Заводчик / Breeder    </w:t>
       </w:r>
       <w:r>
         <w:rPr>
@@ -572,7 +571,7 @@
         </w:rPr>
       </w:pPr>
       <w:r>
-        <w:t>Владелец / Owner    ыфывыфвы</w:t>
+        <w:t xml:space="preserve">Владелец / Owner    </w:t>
       </w:r>
       <w:r>
         <w:rPr>
@@ -602,7 +601,7 @@
         </w:rPr>
       </w:pPr>
       <w:r>
-        <w:t>Адрес владельца / Address    фвыфв</w:t>
+        <w:t xml:space="preserve">Адрес владельца / Address    </w:t>
       </w:r>
       <w:r>
         <w:rPr>
@@ -849,7 +848,7 @@
     </w:p>
     <w:p>
       <w:r>
-        <w:t>Вес собаки / Weight: (если предусмотрено и указано в стандарте)     23</w:t>
+        <w:t xml:space="preserve">Вес собаки / Weight: (если предусмотрено и указано в стандарте)     </w:t>
       </w:r>
       <w:r>
         <w:rPr>
@@ -875,7 +874,7 @@
         </w:rPr>
       </w:pPr>
       <w:r>
-        <w:t>Высота в холке / Height at withers    32</w:t>
+        <w:t xml:space="preserve">Высота в холке / Height at withers    </w:t>
       </w:r>
       <w:r>
         <w:rPr>
@@ -927,7 +926,7 @@
         </w:rPr>
       </w:pPr>
       <w:r>
-        <w:t>Косая длина туловища / Slanting length of the body    32</w:t>
+        <w:t xml:space="preserve">Косая длина туловища / Slanting length of the body    </w:t>
         <w:tab/>
       </w:r>
       <w:r>
@@ -975,7 +974,7 @@
         </w:rPr>
       </w:pPr>
       <w:r>
-        <w:t>Высота в локте / Height at elbow    323</w:t>
+        <w:t xml:space="preserve">Высота в локте / Height at elbow    </w:t>
       </w:r>
       <w:r>
         <w:rPr>
@@ -1029,7 +1028,7 @@
       <w:r>
         <w:t xml:space="preserve">Глубина груди </w:t>
         <w:tab/>
-        <w:t>/ Depth of chest     32</w:t>
+        <w:t xml:space="preserve">/ Depth of chest     </w:t>
       </w:r>
       <w:r>
         <w:rPr>
@@ -1070,7 +1069,7 @@
         </w:rPr>
       </w:pPr>
       <w:r>
-        <w:t>Обхват груди / Chest circumference: (если предусмотрено стандартом)    23</w:t>
+        <w:t xml:space="preserve">Обхват груди / Chest circumference: (если предусмотрено стандартом)    </w:t>
       </w:r>
       <w:r>
         <w:rPr>
@@ -1139,7 +1138,7 @@
         </w:rPr>
       </w:pPr>
       <w:r>
-        <w:t>Обхват пясти / Circumference of pastern    43,34</w:t>
+        <w:t xml:space="preserve">Обхват пясти / Circumference of pastern    </w:t>
       </w:r>
       <w:r>
         <w:rPr>
@@ -1170,7 +1169,7 @@
     </w:p>
     <w:p>
       <w:r>
-        <w:t>Длина головы / Length of head: (если предусмотрено стандартом)     24</w:t>
+        <w:t xml:space="preserve">Длина головы / Length of head: (если предусмотрено стандартом)     </w:t>
       </w:r>
       <w:r/>
       <w:r/>
@@ -1201,7 +1200,7 @@
     </w:p>
     <w:p>
       <w:r>
-        <w:t>Длина морды / Length of muzzle: (если предусмотрено стандартом)     524</w:t>
+        <w:t xml:space="preserve">Длина морды / Length of muzzle: (если предусмотрено стандартом)     </w:t>
       </w:r>
       <w:r/>
       <w:r/>
@@ -1232,7 +1231,7 @@
     </w:p>
     <w:p>
       <w:r>
-        <w:t>Обхват черепа перед ушами / Circumference of skull before ears: (если предусмотрено стандартом) 542</w:t>
+        <w:t xml:space="preserve">Обхват черепа перед ушами / Circumference of skull before ears: (если предусмотрено стандартом) </w:t>
       </w:r>
       <w:r/>
       <w:r/>
@@ -1286,7 +1285,7 @@
     </w:p>
     <w:p>
       <w:r>
-        <w:t>Обхват морды у основания/Circumference of muzzle at founding: (если предусмотрено стандартом) 4525</w:t>
+        <w:t xml:space="preserve">Обхват морды у основания/Circumference of muzzle at founding: (если предусмотрено стандартом) </w:t>
       </w:r>
       <w:r/>
       <w:r/>
@@ -1637,7 +1636,6 @@
                 <w:rFonts w:cs="Times"/>
                 <w:lang w:val="en-US"/>
               </w:rPr>
-              <w:t>425</w:t>
             </w:r>
           </w:p>
         </w:tc>
@@ -1714,7 +1712,6 @@
                 <w:rFonts w:cs="Times"/>
                 <w:lang w:val="en-US"/>
               </w:rPr>
-              <w:t>цук</w:t>
             </w:r>
           </w:p>
         </w:tc>
@@ -1803,7 +1800,6 @@
                 <w:rFonts w:cs="Times"/>
                 <w:lang w:val="en-US"/>
               </w:rPr>
-              <w:t>уцкуц</w:t>
             </w:r>
           </w:p>
         </w:tc>
@@ -1901,7 +1897,6 @@
                 <w:rFonts w:cs="Times"/>
                 <w:lang w:val="en-US"/>
               </w:rPr>
-              <w:t>кцк</w:t>
             </w:r>
           </w:p>
         </w:tc>
@@ -1990,7 +1985,6 @@
                 <w:rFonts w:cs="Times"/>
                 <w:lang w:val="en-US"/>
               </w:rPr>
-              <w:t>цукцк</w:t>
             </w:r>
           </w:p>
         </w:tc>
@@ -2075,7 +2069,6 @@
                 <w:rFonts w:cs="Times"/>
                 <w:lang w:val="en-US"/>
               </w:rPr>
-              <w:t>ук</w:t>
             </w:r>
           </w:p>
         </w:tc>
@@ -2755,7 +2748,7 @@
                 <w:szCs w:val="18"/>
                 <w:lang w:val="en-US"/>
               </w:rPr>
-              <w:t>+</w:t>
+              <w:t xml:space="preserve"> </w:t>
             </w:r>
           </w:p>
         </w:tc>
@@ -2985,7 +2978,7 @@
                 <w:szCs w:val="18"/>
                 <w:lang w:val="en-US"/>
               </w:rPr>
-              <w:t>+</w:t>
+              <w:t xml:space="preserve"> </w:t>
             </w:r>
           </w:p>
         </w:tc>
@@ -3137,7 +3130,7 @@
                 <w:szCs w:val="18"/>
                 <w:lang w:val="en-US"/>
               </w:rPr>
-              <w:t>+</w:t>
+              <w:t xml:space="preserve"> </w:t>
             </w:r>
           </w:p>
         </w:tc>
@@ -3657,7 +3650,6 @@
         </w:rPr>
         <w:t>Примечания / Notes</w:t>
         <w:tab/>
-        <w:t>цу</w:t>
         <w:tab/>
         <w:tab/>
       </w:r>
@@ -3801,7 +3793,6 @@
                 <w:rFonts w:cs="Times"/>
                 <w:lang w:val="en-US"/>
               </w:rPr>
-              <w:t>аца</w:t>
             </w:r>
           </w:p>
         </w:tc>
@@ -3942,7 +3933,6 @@
                 <w:rFonts w:cs="Times"/>
                 <w:lang w:val="en-US"/>
               </w:rPr>
-              <w:t>ыу</w:t>
             </w:r>
           </w:p>
         </w:tc>
@@ -4023,7 +4013,6 @@
                 <w:rFonts w:cs="Times"/>
                 <w:lang w:val="en-US"/>
               </w:rPr>
-              <w:t>ва</w:t>
             </w:r>
           </w:p>
         </w:tc>
@@ -4185,7 +4174,6 @@
                 <w:rFonts w:cs="Times"/>
                 <w:lang w:val="en-US"/>
               </w:rPr>
-              <w:t>ывавы</w:t>
             </w:r>
           </w:p>
         </w:tc>
@@ -4279,7 +4267,6 @@
                 <w:rFonts w:cs="Times"/>
                 <w:lang w:val="en-US"/>
               </w:rPr>
-              <w:t>аыв</w:t>
             </w:r>
           </w:p>
         </w:tc>
@@ -4443,7 +4430,6 @@
                 <w:rFonts w:cs="Times"/>
                 <w:lang w:val="en-US"/>
               </w:rPr>
-              <w:t>аываы</w:t>
             </w:r>
           </w:p>
         </w:tc>
@@ -4535,7 +4521,6 @@
                 <w:rFonts w:cs="Times"/>
                 <w:lang w:val="en-US"/>
               </w:rPr>
-              <w:t>ваы</w:t>
             </w:r>
           </w:p>
         </w:tc>
@@ -4664,7 +4649,6 @@
                 <w:rFonts w:cs="Times"/>
                 <w:lang w:val="en-US"/>
               </w:rPr>
-              <w:t>выа</w:t>
             </w:r>
           </w:p>
         </w:tc>
@@ -4888,7 +4872,6 @@
                 <w:rFonts w:cs="Times"/>
                 <w:lang w:val="en-US"/>
               </w:rPr>
-              <w:t>выавы</w:t>
             </w:r>
           </w:p>
         </w:tc>
@@ -4960,7 +4943,6 @@
                 <w:rFonts w:cs="Times"/>
                 <w:lang w:val="en-US"/>
               </w:rPr>
-              <w:t>авыа</w:t>
             </w:r>
           </w:p>
         </w:tc>
@@ -5070,7 +5052,6 @@
                 <w:rFonts w:cs="Times"/>
                 <w:lang w:val="en-US"/>
               </w:rPr>
-              <w:t>вы</w:t>
             </w:r>
           </w:p>
         </w:tc>
@@ -5222,7 +5203,7 @@
           <w:szCs w:val="18"/>
           <w:lang w:val="en-US"/>
         </w:rPr>
-        <w:t>+  без проблем / without problems</w:t>
+        <w:t>-  без проблем / without problems</w:t>
         <w:tab/>
         <w:t>- сдержан, слегка насторожен / reserved</w:t>
       </w:r>
@@ -6203,7 +6184,7 @@
           <w:szCs w:val="18"/>
           <w:lang w:val="en-US"/>
         </w:rPr>
-        <w:t xml:space="preserve">+ без проблем / without problems </w:t>
+        <w:t xml:space="preserve">- без проблем / without problems </w:t>
         <w:tab/>
         <w:t>- с трудом / with difficulties</w:t>
         <w:tab/>
@@ -6807,7 +6788,7 @@
           <w:szCs w:val="18"/>
           <w:lang w:val="en-US"/>
         </w:rPr>
-        <w:t xml:space="preserve">+ без проблем / without problems </w:t>
+        <w:t xml:space="preserve">- без проблем / without problems </w:t>
         <w:tab/>
         <w:t>- с трудом / with difficulties</w:t>
         <w:tab/>
@@ -7309,7 +7290,7 @@
           <w:szCs w:val="18"/>
           <w:lang w:val="en-US"/>
         </w:rPr>
-        <w:t>+ уверен в себе / sure</w:t>
+        <w:t>- уверен в себе / sure</w:t>
         <w:tab/>
         <w:t>- дружелюбен / friendly</w:t>
         <w:tab/>
@@ -7583,7 +7564,7 @@
           <w:b/>
           <w:u w:val="single"/>
         </w:rPr>
-        <w:t>Особые достоинства / Specific qualities    вы</w:t>
+        <w:t xml:space="preserve">Особые достоинства / Specific qualities    </w:t>
         <w:tab/>
         <w:tab/>
         <w:tab/>
@@ -7667,7 +7648,7 @@
           <w:b/>
           <w:u w:val="single"/>
         </w:rPr>
-        <w:t>Особые недостатки / Specific faults     авыа</w:t>
+        <w:t xml:space="preserve">Особые недостатки / Specific faults     </w:t>
         <w:tab/>
         <w:tab/>
         <w:tab/>
@@ -7883,7 +7864,6 @@
           <w:u w:val="single"/>
           <w:lang w:val="en-US"/>
         </w:rPr>
-        <w:t>вываывы</w:t>
         <w:tab/>
         <w:tab/>
         <w:tab/>

--- a/wordtempl/breedTemplates/copy_template.docx
+++ b/wordtempl/breedTemplates/copy_template.docx
@@ -2069,6 +2069,7 @@
                 <w:rFonts w:cs="Times"/>
                 <w:lang w:val="en-US"/>
               </w:rPr>
+              <w:t>222</w:t>
             </w:r>
           </w:p>
         </w:tc>
